--- a/1-转型规划/0-全景路线图/卓品智能AI转型实施计划（最新版）.docx
+++ b/1-转型规划/0-全景路线图/卓品智能AI转型实施计划（最新版）.docx
@@ -2,6 +2,19 @@
 <file path=word/document.xml><?xml version="1.0" encoding="utf-8"?>
 <w:document xmlns:wpc="http://schemas.microsoft.com/office/word/2010/wordprocessingCanvas" xmlns:mo="http://schemas.microsoft.com/office/mac/office/2008/main" xmlns:mc="http://schemas.openxmlformats.org/markup-compatibility/2006" xmlns:mv="urn:schemas-microsoft-com:mac:vml" xmlns:o="urn:schemas-microsoft-com:office:office" xmlns:r="http://schemas.openxmlformats.org/officeDocument/2006/relationships" xmlns:m="http://schemas.openxmlformats.org/officeDocument/2006/math" xmlns:v="urn:schemas-microsoft-com:vml" xmlns:wp14="http://schemas.microsoft.com/office/word/2010/wordprocessingDrawing" xmlns:wp="http://schemas.openxmlformats.org/drawingml/2006/wordprocessingDrawing" xmlns:w10="urn:schemas-microsoft-com:office:word" xmlns:w="http://schemas.openxmlformats.org/wordprocessingml/2006/main" xmlns:w14="http://schemas.microsoft.com/office/word/2010/wordml" xmlns:wpg="http://schemas.microsoft.com/office/word/2010/wordprocessingGroup" xmlns:wpi="http://schemas.microsoft.com/office/word/2010/wordprocessingInk" xmlns:wne="http://schemas.microsoft.com/office/word/2006/wordml" xmlns:wps="http://schemas.microsoft.com/office/word/2010/wordprocessingShape" mc:Ignorable="w14 wp14">
   <w:body>
+    <w:p>
+      <w:pPr>
+        <w:jc w:val="center"/>
+      </w:pPr>
+      <w:r>
+        <w:rPr>
+          <w:rFonts w:ascii="Microsoft YaHei" w:hAnsi="Microsoft YaHei" w:eastAsia="Microsoft YaHei" w:cs="Microsoft YaHei"/>
+          <w:b/>
+          <w:sz w:val="24"/>
+        </w:rPr>
+        <w:t>卓品智能科技</w:t>
+      </w:r>
+    </w:p>
     <w:p>
       <w:pPr>
         <w:jc w:val="center"/>
@@ -776,10 +789,18 @@
             <w:r>
               <w:rPr>
                 <w:rFonts w:ascii="Microsoft YaHei" w:hAnsi="Microsoft YaHei" w:eastAsia="Microsoft YaHei" w:cs="Microsoft YaHei"/>
+                <w:b/>
+                <w:sz w:val="18"/>
+              </w:rPr>
+              <w:t>2026-11</w:t>
+            </w:r>
+            <w:r>
+              <w:rPr>
+                <w:rFonts w:ascii="Microsoft YaHei" w:hAnsi="Microsoft YaHei" w:eastAsia="Microsoft YaHei" w:cs="Microsoft YaHei"/>
                 <w:b w:val="0"/>
                 <w:sz w:val="18"/>
               </w:rPr>
-              <w:t>2026-10</w:t>
+              <w:t>〔v9 2026-09-17 EE-6〕</w:t>
             </w:r>
           </w:p>
         </w:tc>
@@ -827,7 +848,7 @@
                 <w:b w:val="0"/>
                 <w:sz w:val="18"/>
               </w:rPr>
-              <w:t>待开发（前置=标准条款库 9 月底）</w:t>
+              <w:t>待开发（前置=标准条款库；🔴 原「9 月底」已随顺延重推，见前置总表 §一 SC4 行与 §四 待定项 8）</w:t>
             </w:r>
           </w:p>
         </w:tc>
@@ -6962,7 +6983,7 @@
           <w:rFonts w:ascii="NSimSun" w:hAnsi="NSimSun" w:eastAsia="NSimSun" w:cs="NSimSun"/>
           <w:sz w:val="17"/>
         </w:rPr>
-        <w:t>10月   [采购] SC4 合同条款自动提取</w:t>
+        <w:t>10月   〔🔴 **v9 2026-09-17 EE-6**：原「[采购] SC4 合同条款自动提取」已顺延至 11 月段，本行只留痕〕</w:t>
       </w:r>
     </w:p>
     <w:p>
@@ -7030,7 +7051,7 @@
           <w:rFonts w:ascii="NSimSun" w:hAnsi="NSimSun" w:eastAsia="NSimSun" w:cs="NSimSun"/>
           <w:sz w:val="17"/>
         </w:rPr>
-        <w:t xml:space="preserve">       → 四部门入轨（采购/运营/质量/财务）</w:t>
+        <w:t xml:space="preserve">       → ~~四部门入轨（采购/运营/质量/财务）~~〔🔴 **v9 2026-09-17 EE-6**：SC4 由 2026-10 顺延至 2026-11 后本句须重算；移交单给的「四部门变三部门」与其自身列举（只列了质量＋财务两项）**算术不自洽**，属域业务口径、重排线不代定 ⇒ **本次只标不改，待裁**〕</w:t>
       </w:r>
     </w:p>
     <w:p>
@@ -7047,7 +7068,24 @@
           <w:rFonts w:ascii="NSimSun" w:hAnsi="NSimSun" w:eastAsia="NSimSun" w:cs="NSimSun"/>
           <w:sz w:val="17"/>
         </w:rPr>
-        <w:t>11月   ⚠ 原排9场景过密，按「高价值+数据就绪」砍到4-5个 —— 🔴 v6 后本月实际只剩 1 项，本预警自然解除</w:t>
+        <w:t>11月   ⚠ 原排9场景过密，按「高价值+数据就绪」砍到4-5个 —— 🔴 v6 后本月实际只剩 1 项，本预警自然解除〔🔴 **v9 2026-09-17 EE-6**：SC4 顺延入本月 ⇒ **本月实为 2 项**，「只剩 1 项」已失真〕</w:t>
+      </w:r>
+    </w:p>
+    <w:p>
+      <w:pPr>
+        <w:pBdr>
+          <w:left w:val="single" w:sz="18" w:space="8" w:color="9BB4CC"/>
+        </w:pBdr>
+        <w:shd w:val="clear" w:color="auto" w:fill="F4F4F4"/>
+        <w:spacing w:before="0" w:after="0"/>
+        <w:ind w:left="160"/>
+      </w:pPr>
+      <w:r>
+        <w:rPr>
+          <w:rFonts w:ascii="NSimSun" w:hAnsi="NSimSun" w:eastAsia="NSimSun" w:cs="NSimSun"/>
+          <w:sz w:val="17"/>
+        </w:rPr>
+        <w:t xml:space="preserve">       [采购] **SC4 合同条款自动提取与审核 启动**（v9 2026-09-17 EE-6，由 2026-10 顺延）</w:t>
       </w:r>
     </w:p>
     <w:p>
@@ -16309,7 +16347,23 @@
           <w:b/>
           <w:sz w:val="21"/>
         </w:rPr>
-        <w:t>v6 后实际只剩 3 项（SC4／Q2／Q6），R1 与销售项已整域顺延入 S3，本预设的砍单压力自然解除</w:t>
+        <w:t xml:space="preserve">v6 后实际只剩 3 项（SC4／Q2／Q6）〔🔴 v9 2026-09-17 EE-6：SC4 已顺延出 10 月 ⇒ </w:t>
+      </w:r>
+      <w:r>
+        <w:rPr>
+          <w:rFonts w:ascii="Microsoft YaHei" w:hAnsi="Microsoft YaHei" w:eastAsia="Microsoft YaHei" w:cs="Microsoft YaHei"/>
+          <w:b w:val="0"/>
+          <w:sz w:val="21"/>
+        </w:rPr>
+        <w:t>实剩 2 项（Q2／Q6）</w:t>
+      </w:r>
+      <w:r>
+        <w:rPr>
+          <w:rFonts w:ascii="Microsoft YaHei" w:hAnsi="Microsoft YaHei" w:eastAsia="Microsoft YaHei" w:cs="Microsoft YaHei"/>
+          <w:b/>
+          <w:sz w:val="21"/>
+        </w:rPr>
+        <w:t>〕，R1 与销售项已整域顺延入 S3，本预设的砍单压力自然解除</w:t>
       </w:r>
       <w:r>
         <w:rPr>

--- a/1-转型规划/0-全景路线图/卓品智能AI转型实施计划（最新版）.docx
+++ b/1-转型规划/0-全景路线图/卓品智能AI转型实施计划（最新版）.docx
@@ -12,7 +12,7 @@
           <w:b/>
           <w:sz w:val="24"/>
         </w:rPr>
-        <w:t>卓品智能科技</w:t>
+        <w:t>卓品智能科技股份有限公司</w:t>
       </w:r>
     </w:p>
     <w:p>
@@ -27,6 +27,19 @@
           <w:sz w:val="40"/>
         </w:rPr>
         <w:t>卓品智能 AI 转型实施计划（最新版）</w:t>
+      </w:r>
+    </w:p>
+    <w:p>
+      <w:pPr>
+        <w:jc w:val="center"/>
+      </w:pPr>
+      <w:r>
+        <w:rPr>
+          <w:rFonts w:ascii="Microsoft YaHei" w:hAnsi="Microsoft YaHei" w:eastAsia="Microsoft YaHei" w:cs="Microsoft YaHei"/>
+          <w:color w:val="555555"/>
+          <w:sz w:val="21"/>
+        </w:rPr>
+        <w:t>实施计划 · House 默认 Word 式样</w:t>
       </w:r>
     </w:p>
     <w:p/>
@@ -2016,7 +2029,7 @@
                 <w:b/>
                 <w:sz w:val="18"/>
               </w:rPr>
-              <w:t>2026-11</w:t>
+              <w:t>2026-09</w:t>
             </w:r>
             <w:r>
               <w:rPr>
@@ -2024,7 +2037,23 @@
                 <w:b w:val="0"/>
                 <w:sz w:val="18"/>
               </w:rPr>
-              <w:t>（两段起，部分子场景 10 月并行）</w:t>
+              <w:t xml:space="preserve">〔v10 2026-09-17 由 2026-11 前拉；前置＝FI2 结果，FI2 已上线 </w:t>
+            </w:r>
+            <w:r>
+              <w:rPr>
+                <w:rFonts w:ascii="Consolas" w:hAnsi="Consolas" w:eastAsia="Consolas" w:cs="Consolas"/>
+                <w:b w:val="0"/>
+                <w:sz w:val="18"/>
+              </w:rPr>
+              <w:t>.51:8094</w:t>
+            </w:r>
+            <w:r>
+              <w:rPr>
+                <w:rFonts w:ascii="Microsoft YaHei" w:hAnsi="Microsoft YaHei" w:eastAsia="Microsoft YaHei" w:cs="Microsoft YaHei"/>
+                <w:b w:val="0"/>
+                <w:sz w:val="18"/>
+              </w:rPr>
+              <w:t>，两段制成立条件消失〕</w:t>
             </w:r>
           </w:p>
         </w:tc>
@@ -2146,10 +2175,18 @@
             <w:r>
               <w:rPr>
                 <w:rFonts w:ascii="Microsoft YaHei" w:hAnsi="Microsoft YaHei" w:eastAsia="Microsoft YaHei" w:cs="Microsoft YaHei"/>
+                <w:b/>
+                <w:sz w:val="18"/>
+              </w:rPr>
+              <w:t>2026-11</w:t>
+            </w:r>
+            <w:r>
+              <w:rPr>
+                <w:rFonts w:ascii="Microsoft YaHei" w:hAnsi="Microsoft YaHei" w:eastAsia="Microsoft YaHei" w:cs="Microsoft YaHei"/>
                 <w:b w:val="0"/>
                 <w:sz w:val="18"/>
               </w:rPr>
-              <w:t>2027-Q1</w:t>
+              <w:t>〔v10 由 2027-Q1 前拉〕</w:t>
             </w:r>
           </w:p>
         </w:tc>
@@ -2270,10 +2307,18 @@
             <w:r>
               <w:rPr>
                 <w:rFonts w:ascii="Microsoft YaHei" w:hAnsi="Microsoft YaHei" w:eastAsia="Microsoft YaHei" w:cs="Microsoft YaHei"/>
+                <w:b/>
+                <w:sz w:val="18"/>
+              </w:rPr>
+              <w:t>2026-10</w:t>
+            </w:r>
+            <w:r>
+              <w:rPr>
+                <w:rFonts w:ascii="Microsoft YaHei" w:hAnsi="Microsoft YaHei" w:eastAsia="Microsoft YaHei" w:cs="Microsoft YaHei"/>
                 <w:b w:val="0"/>
                 <w:sz w:val="18"/>
               </w:rPr>
-              <w:t>2027-Q1</w:t>
+              <w:t>〔v10 由 2027-Q1 前拉；骨架 15/44 已在建〕</w:t>
             </w:r>
           </w:p>
         </w:tc>
@@ -2395,10 +2440,18 @@
             <w:r>
               <w:rPr>
                 <w:rFonts w:ascii="Microsoft YaHei" w:hAnsi="Microsoft YaHei" w:eastAsia="Microsoft YaHei" w:cs="Microsoft YaHei"/>
+                <w:b/>
+                <w:sz w:val="18"/>
+              </w:rPr>
+              <w:t>2026-10</w:t>
+            </w:r>
+            <w:r>
+              <w:rPr>
+                <w:rFonts w:ascii="Microsoft YaHei" w:hAnsi="Microsoft YaHei" w:eastAsia="Microsoft YaHei" w:cs="Microsoft YaHei"/>
                 <w:b w:val="0"/>
                 <w:sz w:val="18"/>
               </w:rPr>
-              <w:t>2027-Q2</w:t>
+              <w:t>〔v10 由 2027-Q2 前拉；骨架 17/45 已在建〕</w:t>
             </w:r>
           </w:p>
         </w:tc>
@@ -2519,10 +2572,18 @@
             <w:r>
               <w:rPr>
                 <w:rFonts w:ascii="Microsoft YaHei" w:hAnsi="Microsoft YaHei" w:eastAsia="Microsoft YaHei" w:cs="Microsoft YaHei"/>
+                <w:b/>
+                <w:sz w:val="18"/>
+              </w:rPr>
+              <w:t>2026-12</w:t>
+            </w:r>
+            <w:r>
+              <w:rPr>
+                <w:rFonts w:ascii="Microsoft YaHei" w:hAnsi="Microsoft YaHei" w:eastAsia="Microsoft YaHei" w:cs="Microsoft YaHei"/>
                 <w:b w:val="0"/>
                 <w:sz w:val="18"/>
               </w:rPr>
-              <w:t>2027-Q2</w:t>
+              <w:t>〔v10 由 2027-Q2 前拉〕</w:t>
             </w:r>
           </w:p>
         </w:tc>
@@ -2644,10 +2705,18 @@
             <w:r>
               <w:rPr>
                 <w:rFonts w:ascii="Microsoft YaHei" w:hAnsi="Microsoft YaHei" w:eastAsia="Microsoft YaHei" w:cs="Microsoft YaHei"/>
+                <w:b/>
+                <w:sz w:val="18"/>
+              </w:rPr>
+              <w:t>2026-11</w:t>
+            </w:r>
+            <w:r>
+              <w:rPr>
+                <w:rFonts w:ascii="Microsoft YaHei" w:hAnsi="Microsoft YaHei" w:eastAsia="Microsoft YaHei" w:cs="Microsoft YaHei"/>
                 <w:b w:val="0"/>
                 <w:sz w:val="18"/>
               </w:rPr>
-              <w:t>2027-Q2</w:t>
+              <w:t>〔v10 由 2027-Q2 前拉；骨架 21/47 已在建〕</w:t>
             </w:r>
           </w:p>
         </w:tc>
@@ -2771,7 +2840,39 @@
                 <w:b w:val="0"/>
                 <w:sz w:val="18"/>
               </w:rPr>
-              <w:t>2027-Q2</w:t>
+              <w:t xml:space="preserve">🔴 </w:t>
+            </w:r>
+            <w:r>
+              <w:rPr>
+                <w:rFonts w:ascii="Microsoft YaHei" w:hAnsi="Microsoft YaHei" w:eastAsia="Microsoft YaHei" w:cs="Microsoft YaHei"/>
+                <w:b/>
+                <w:sz w:val="18"/>
+              </w:rPr>
+              <w:t>D 档·前置到位＋8 天</w:t>
+            </w:r>
+            <w:r>
+              <w:rPr>
+                <w:rFonts w:ascii="Microsoft YaHei" w:hAnsi="Microsoft YaHei" w:eastAsia="Microsoft YaHei" w:cs="Microsoft YaHei"/>
+                <w:b w:val="0"/>
+                <w:sz w:val="18"/>
+              </w:rPr>
+              <w:t xml:space="preserve">〔v10：前置「工时系统是否存在」待 </w:t>
+            </w:r>
+            <w:r>
+              <w:rPr>
+                <w:rFonts w:ascii="Consolas" w:hAnsi="Consolas" w:eastAsia="Consolas" w:cs="Consolas"/>
+                <w:b w:val="0"/>
+                <w:sz w:val="18"/>
+              </w:rPr>
+              <w:t>IT部#14</w:t>
+            </w:r>
+            <w:r>
+              <w:rPr>
+                <w:rFonts w:ascii="Microsoft YaHei" w:hAnsi="Microsoft YaHei" w:eastAsia="Microsoft YaHei" w:cs="Microsoft YaHei"/>
+                <w:b w:val="0"/>
+                <w:sz w:val="18"/>
+              </w:rPr>
+              <w:t xml:space="preserve"> 回件，2027-Q2 不再作为承诺〕</w:t>
             </w:r>
           </w:p>
         </w:tc>
@@ -2893,10 +2994,18 @@
             <w:r>
               <w:rPr>
                 <w:rFonts w:ascii="Microsoft YaHei" w:hAnsi="Microsoft YaHei" w:eastAsia="Microsoft YaHei" w:cs="Microsoft YaHei"/>
+                <w:b/>
+                <w:sz w:val="18"/>
+              </w:rPr>
+              <w:t>2026-11</w:t>
+            </w:r>
+            <w:r>
+              <w:rPr>
+                <w:rFonts w:ascii="Microsoft YaHei" w:hAnsi="Microsoft YaHei" w:eastAsia="Microsoft YaHei" w:cs="Microsoft YaHei"/>
                 <w:b w:val="0"/>
                 <w:sz w:val="18"/>
               </w:rPr>
-              <w:t>2027-Q2</w:t>
+              <w:t>〔v10 由 2027-Q2 前拉；骨架 33/55，本批完成度最高〕</w:t>
             </w:r>
           </w:p>
         </w:tc>
@@ -6246,10 +6355,18 @@
             <w:r>
               <w:rPr>
                 <w:rFonts w:ascii="Microsoft YaHei" w:hAnsi="Microsoft YaHei" w:eastAsia="Microsoft YaHei" w:cs="Microsoft YaHei"/>
+                <w:b/>
+                <w:sz w:val="18"/>
+              </w:rPr>
+              <w:t>2026-10</w:t>
+            </w:r>
+            <w:r>
+              <w:rPr>
+                <w:rFonts w:ascii="Microsoft YaHei" w:hAnsi="Microsoft YaHei" w:eastAsia="Microsoft YaHei" w:cs="Microsoft YaHei"/>
                 <w:b w:val="0"/>
                 <w:sz w:val="18"/>
               </w:rPr>
-              <w:t>2026-12</w:t>
+              <w:t>〔v10 由 2026-12 前拉〕</w:t>
             </w:r>
           </w:p>
         </w:tc>
@@ -6556,7 +6673,7 @@
           <w:b/>
           <w:sz w:val="20"/>
         </w:rPr>
-        <w:t>财务域排期（2026-07-03 场景重编号，Paul 批准）</w:t>
+        <w:t>财务域排期（🔴 v10 2026-09-17 重排，Shao Peishen 答 `1a`）</w:t>
       </w:r>
       <w:r>
         <w:rPr>
@@ -6564,7 +6681,7 @@
           <w:b w:val="0"/>
           <w:sz w:val="20"/>
         </w:rPr>
-        <w:t xml:space="preserve">：FI2 三单匹配自动对账提前至 </w:t>
+        <w:t xml:space="preserve">：FI2 </w:t>
       </w:r>
       <w:r>
         <w:rPr>
@@ -6580,7 +6697,23 @@
           <w:b w:val="0"/>
           <w:sz w:val="20"/>
         </w:rPr>
-        <w:t xml:space="preserve">、FI3 付款申请自动校验提前至 </w:t>
+        <w:t xml:space="preserve">（已上线 </w:t>
+      </w:r>
+      <w:r>
+        <w:rPr>
+          <w:rFonts w:ascii="Consolas" w:hAnsi="Consolas" w:eastAsia="Consolas" w:cs="Consolas"/>
+          <w:b w:val="0"/>
+          <w:sz w:val="20"/>
+        </w:rPr>
+        <w:t>.51:8094</w:t>
+      </w:r>
+      <w:r>
+        <w:rPr>
+          <w:rFonts w:ascii="Microsoft YaHei" w:hAnsi="Microsoft YaHei" w:eastAsia="Microsoft YaHei" w:cs="Microsoft YaHei"/>
+          <w:b w:val="0"/>
+          <w:sz w:val="20"/>
+        </w:rPr>
+        <w:t xml:space="preserve">）；FI3 </w:t>
       </w:r>
       <w:r>
         <w:rPr>
@@ -6588,7 +6721,7 @@
           <w:b/>
           <w:sz w:val="20"/>
         </w:rPr>
-        <w:t>11 月</w:t>
+        <w:t>09 月</w:t>
       </w:r>
       <w:r>
         <w:rPr>
@@ -6596,7 +6729,103 @@
           <w:b w:val="0"/>
           <w:sz w:val="20"/>
         </w:rPr>
-        <w:t>（采购/付款切片，专员细化拆出）；FI4 月结其余/FI5 费用报销 → 2027 Q1；FI6 异常交易其余/FI7 预算监控/FI8 现金流预测/FI9 研发费用归集/FI10 存货跌价 → 2027 Q2。与《全景规划》§加速启动总览权威排期表一致。</w:t>
+        <w:t xml:space="preserve">〔由 11 月前拉〕；FI5／FI6 </w:t>
+      </w:r>
+      <w:r>
+        <w:rPr>
+          <w:rFonts w:ascii="Microsoft YaHei" w:hAnsi="Microsoft YaHei" w:eastAsia="Microsoft YaHei" w:cs="Microsoft YaHei"/>
+          <w:b/>
+          <w:sz w:val="20"/>
+        </w:rPr>
+        <w:t>10 月</w:t>
+      </w:r>
+      <w:r>
+        <w:rPr>
+          <w:rFonts w:ascii="Microsoft YaHei" w:hAnsi="Microsoft YaHei" w:eastAsia="Microsoft YaHei" w:cs="Microsoft YaHei"/>
+          <w:b w:val="0"/>
+          <w:sz w:val="20"/>
+        </w:rPr>
+        <w:t xml:space="preserve">；FI4／FI8／FI10 </w:t>
+      </w:r>
+      <w:r>
+        <w:rPr>
+          <w:rFonts w:ascii="Microsoft YaHei" w:hAnsi="Microsoft YaHei" w:eastAsia="Microsoft YaHei" w:cs="Microsoft YaHei"/>
+          <w:b/>
+          <w:sz w:val="20"/>
+        </w:rPr>
+        <w:t>11 月</w:t>
+      </w:r>
+      <w:r>
+        <w:rPr>
+          <w:rFonts w:ascii="Microsoft YaHei" w:hAnsi="Microsoft YaHei" w:eastAsia="Microsoft YaHei" w:cs="Microsoft YaHei"/>
+          <w:b w:val="0"/>
+          <w:sz w:val="20"/>
+        </w:rPr>
+        <w:t xml:space="preserve">；FI7 </w:t>
+      </w:r>
+      <w:r>
+        <w:rPr>
+          <w:rFonts w:ascii="Microsoft YaHei" w:hAnsi="Microsoft YaHei" w:eastAsia="Microsoft YaHei" w:cs="Microsoft YaHei"/>
+          <w:b/>
+          <w:sz w:val="20"/>
+        </w:rPr>
+        <w:t>12 月</w:t>
+      </w:r>
+      <w:r>
+        <w:rPr>
+          <w:rFonts w:ascii="Microsoft YaHei" w:hAnsi="Microsoft YaHei" w:eastAsia="Microsoft YaHei" w:cs="Microsoft YaHei"/>
+          <w:b w:val="0"/>
+          <w:sz w:val="20"/>
+        </w:rPr>
+        <w:t>；</w:t>
+      </w:r>
+      <w:r>
+        <w:rPr>
+          <w:rFonts w:ascii="Microsoft YaHei" w:hAnsi="Microsoft YaHei" w:eastAsia="Microsoft YaHei" w:cs="Microsoft YaHei"/>
+          <w:b/>
+          <w:sz w:val="20"/>
+        </w:rPr>
+        <w:t>FI9 转 D 档</w:t>
+      </w:r>
+      <w:r>
+        <w:rPr>
+          <w:rFonts w:ascii="Microsoft YaHei" w:hAnsi="Microsoft YaHei" w:eastAsia="Microsoft YaHei" w:cs="Microsoft YaHei"/>
+          <w:b w:val="0"/>
+          <w:sz w:val="20"/>
+        </w:rPr>
+        <w:t xml:space="preserve">（前置到位＋8 天）。FI1 仍条件复启暂缓。⇒ </w:t>
+      </w:r>
+      <w:r>
+        <w:rPr>
+          <w:rFonts w:ascii="Microsoft YaHei" w:hAnsi="Microsoft YaHei" w:eastAsia="Microsoft YaHei" w:cs="Microsoft YaHei"/>
+          <w:b/>
+          <w:sz w:val="20"/>
+        </w:rPr>
+        <w:t>财务域 2026 年内启动 8 个场景</w:t>
+      </w:r>
+      <w:r>
+        <w:rPr>
+          <w:rFonts w:ascii="Microsoft YaHei" w:hAnsi="Microsoft YaHei" w:eastAsia="Microsoft YaHei" w:cs="Microsoft YaHei"/>
+          <w:b w:val="0"/>
+          <w:sz w:val="20"/>
+        </w:rPr>
+        <w:t>（FI2/FI3/FI5/FI6/FI4/FI8/FI10/FI7），原为 2 个。与《全景规划》§加速启动总览权威排期表一致。 ━━━ 〔</w:t>
+      </w:r>
+      <w:r>
+        <w:rPr>
+          <w:rFonts w:ascii="Microsoft YaHei" w:hAnsi="Microsoft YaHei" w:eastAsia="Microsoft YaHei" w:cs="Microsoft YaHei"/>
+          <w:b/>
+          <w:sz w:val="20"/>
+        </w:rPr>
+        <w:t>2026-07-03 原文（Paul 批准）</w:t>
+      </w:r>
+      <w:r>
+        <w:rPr>
+          <w:rFonts w:ascii="Microsoft YaHei" w:hAnsi="Microsoft YaHei" w:eastAsia="Microsoft YaHei" w:cs="Microsoft YaHei"/>
+          <w:b w:val="0"/>
+          <w:sz w:val="20"/>
+        </w:rPr>
+        <w:t>：FI2 提前至 09 月、FI3 提前至 11 月；FI4/FI5 → 2027 Q1；FI6/FI7/FI8/FI9/FI10 → 2027 Q2〕</w:t>
       </w:r>
       <w:r>
         <w:br/>
@@ -6966,7 +7195,7 @@
           <w:rFonts w:ascii="NSimSun" w:hAnsi="NSimSun" w:eastAsia="NSimSun" w:cs="NSimSun"/>
           <w:sz w:val="17"/>
         </w:rPr>
-        <w:t xml:space="preserve">       → 四部门并行 + 采购/运营核心收割落位</w:t>
+        <w:t xml:space="preserve">       [财务] **FI3 付款申请自动校验 启动**〔🔴 v10 2026-09-17 由 11 月前拉——前置＝FI2 三单匹配结果，FI2 已上线；七个子场景同批开工，两段制取消〕</w:t>
       </w:r>
     </w:p>
     <w:p>
@@ -6983,7 +7212,7 @@
           <w:rFonts w:ascii="NSimSun" w:hAnsi="NSimSun" w:eastAsia="NSimSun" w:cs="NSimSun"/>
           <w:sz w:val="17"/>
         </w:rPr>
-        <w:t>10月   〔🔴 **v9 2026-09-17 EE-6**：原「[采购] SC4 合同条款自动提取」已顺延至 11 月段，本行只留痕〕</w:t>
+        <w:t xml:space="preserve">       → 四部门并行 + 采购/运营核心收割落位</w:t>
       </w:r>
     </w:p>
     <w:p>
@@ -7000,7 +7229,7 @@
           <w:rFonts w:ascii="NSimSun" w:hAnsi="NSimSun" w:eastAsia="NSimSun" w:cs="NSimSun"/>
           <w:sz w:val="17"/>
         </w:rPr>
-        <w:t xml:space="preserve">       [质量]    Q2 8D① 不良分析启动 + Q6 立项门禁② 启动（2026-07-01 提前自 11 月，与 8D① 同月并行）</w:t>
+        <w:t>10月   〔🔴 **v9 2026-09-17 EE-6**：原「[采购] SC4 合同条款自动提取」已顺延至 11 月段，本行只留痕〕</w:t>
       </w:r>
     </w:p>
     <w:p>
@@ -7017,7 +7246,7 @@
           <w:rFonts w:ascii="NSimSun" w:hAnsi="NSimSun" w:eastAsia="NSimSun" w:cs="NSimSun"/>
           <w:sz w:val="17"/>
         </w:rPr>
-        <w:t xml:space="preserve">       [财务]    FI3 付款校验部分子场景并行起步（FI3-2/4/5/6，不依赖三单）</w:t>
+        <w:t xml:space="preserve">       [质量]    Q2 8D① 不良分析启动 + Q6 立项门禁② 启动（2026-07-01 提前自 11 月，与 8D① 同月并行）</w:t>
       </w:r>
     </w:p>
     <w:p>
@@ -7034,7 +7263,7 @@
           <w:rFonts w:ascii="NSimSun" w:hAnsi="NSimSun" w:eastAsia="NSimSun" w:cs="NSimSun"/>
           <w:sz w:val="17"/>
         </w:rPr>
-        <w:t xml:space="preserve">       〔🔴 v6：工程研发 R1 已整域顺延入 S3，10 月不启动；销售域同，10 月不启动〕</w:t>
+        <w:t xml:space="preserve">       [财务]    **FI5 费用报销智能审核 启动** + **FI6 异常交易实时检测 启动**〔🔴 v10 2026-09-17 由 2027-Q1／2027-Q2 前拉；两包骨架 15/44 与 17/45 已在建〕；FI3 深化</w:t>
       </w:r>
     </w:p>
     <w:p>
@@ -7051,7 +7280,7 @@
           <w:rFonts w:ascii="NSimSun" w:hAnsi="NSimSun" w:eastAsia="NSimSun" w:cs="NSimSun"/>
           <w:sz w:val="17"/>
         </w:rPr>
-        <w:t xml:space="preserve">       → ~~四部门入轨（采购/运营/质量/财务）~~〔🔴 **v9 2026-09-17 EE-6**：SC4 由 2026-10 顺延至 2026-11 后本句须重算；移交单给的「四部门变三部门」与其自身列举（只列了质量＋财务两项）**算术不自洽**，属域业务口径、重排线不代定 ⇒ **本次只标不改，待裁**〕</w:t>
+        <w:t xml:space="preserve">       [运营]    **O3 物流异常检测与追踪 启动**〔🔴 v10 由 2026-12 前拉〕</w:t>
       </w:r>
     </w:p>
     <w:p>
@@ -7068,7 +7297,7 @@
           <w:rFonts w:ascii="NSimSun" w:hAnsi="NSimSun" w:eastAsia="NSimSun" w:cs="NSimSun"/>
           <w:sz w:val="17"/>
         </w:rPr>
-        <w:t>11月   ⚠ 原排9场景过密，按「高价值+数据就绪」砍到4-5个 —— 🔴 v6 后本月实际只剩 1 项，本预警自然解除〔🔴 **v9 2026-09-17 EE-6**：SC4 顺延入本月 ⇒ **本月实为 2 项**，「只剩 1 项」已失真〕</w:t>
+        <w:t xml:space="preserve">       〔🔴 v6：工程研发 R1 已整域顺延入 S3，10 月不启动；销售域同，10 月不启动〕</w:t>
       </w:r>
     </w:p>
     <w:p>
@@ -7085,7 +7314,7 @@
           <w:rFonts w:ascii="NSimSun" w:hAnsi="NSimSun" w:eastAsia="NSimSun" w:cs="NSimSun"/>
           <w:sz w:val="17"/>
         </w:rPr>
-        <w:t xml:space="preserve">       [采购] **SC4 合同条款自动提取与审核 启动**（v9 2026-09-17 EE-6，由 2026-10 顺延）</w:t>
+        <w:t xml:space="preserve">       → ~~四部门入轨（采购/运营/质量/财务）~~〔🔴 **v9 2026-09-17 EE-6**：SC4 由 2026-10 顺延至 2026-11 后本句须重算；移交单给的「四部门变三部门」与其自身列举（只列了质量＋财务两项）**算术不自洽**，属域业务口径、重排线不代定 ⇒ **本次只标不改，待裁**〕</w:t>
       </w:r>
     </w:p>
     <w:p>
@@ -7102,7 +7331,7 @@
           <w:rFonts w:ascii="NSimSun" w:hAnsi="NSimSun" w:eastAsia="NSimSun" w:cs="NSimSun"/>
           <w:sz w:val="17"/>
         </w:rPr>
-        <w:t xml:space="preserve">       [财务] **FI3 付款申请自动校验 启动**（两段起，2026-07-03 提前）；FI2 深化运行</w:t>
+        <w:t>11月   ⚠ 原排9场景过密，按「高价值+数据就绪」砍到4-5个 —— 🔴 v6 后本月实际只剩 1 项，本预警自然解除〔🔴 **v9 2026-09-17 EE-6**：SC4 顺延入本月 ⇒ **本月实为 2 项**，「只剩 1 项」已失真〕</w:t>
       </w:r>
     </w:p>
     <w:p>
@@ -7119,7 +7348,7 @@
           <w:rFonts w:ascii="NSimSun" w:hAnsi="NSimSun" w:eastAsia="NSimSun" w:cs="NSimSun"/>
           <w:sz w:val="17"/>
         </w:rPr>
-        <w:t xml:space="preserve">       [质量]    8D 开发 + 立项门禁② 试点</w:t>
+        <w:t xml:space="preserve">       [采购] **SC4 合同条款自动提取与审核** 🔴 **D 档**（v9 EE-6 由 2026-10 顺延至本月；🔴 **v10 2026-09-17 降级**：前置「公司标准合同条款库」零开工、Owner 未点名 ⇒ 本月份**不构成承诺**，实际启动＝前置到位＋8 天）</w:t>
       </w:r>
     </w:p>
     <w:p>
@@ -7136,7 +7365,7 @@
           <w:rFonts w:ascii="NSimSun" w:hAnsi="NSimSun" w:eastAsia="NSimSun" w:cs="NSimSun"/>
           <w:sz w:val="17"/>
         </w:rPr>
-        <w:t xml:space="preserve">       〔🔴 v6：工程研发 R2、销售 S1 均已整域顺延入 S3，11 月不启动〕</w:t>
+        <w:t xml:space="preserve">       [财务] **FI4 智能月结加速 启动** + **FI8 现金流预测 启动** + **FI10 存货跌价 启动**〔🔴 v10 2026-09-17 由 2027-01／2027-Q2 前拉〕；FI2/FI3 深化运行</w:t>
       </w:r>
     </w:p>
     <w:p>
@@ -7153,7 +7382,7 @@
           <w:rFonts w:ascii="NSimSun" w:hAnsi="NSimSun" w:eastAsia="NSimSun" w:cs="NSimSun"/>
           <w:sz w:val="17"/>
         </w:rPr>
-        <w:t>12月   [运营] O2 深化·芯片预警子功能（原 SC6 注销并入，v2.3；非独立场景）</w:t>
+        <w:t xml:space="preserve">       [质量]    8D 开发 + 立项门禁② 试点</w:t>
       </w:r>
     </w:p>
     <w:p>
@@ -7170,7 +7399,7 @@
           <w:rFonts w:ascii="NSimSun" w:hAnsi="NSimSun" w:eastAsia="NSimSun" w:cs="NSimSun"/>
           <w:sz w:val="17"/>
         </w:rPr>
-        <w:t xml:space="preserve">       [财务] FI2/FI3 深化运行</w:t>
+        <w:t xml:space="preserve">       〔🔴 v6：工程研发 R2、销售 S1 均已整域顺延入 S3，11 月不启动〕</w:t>
       </w:r>
     </w:p>
     <w:p>
@@ -7187,7 +7416,7 @@
           <w:rFonts w:ascii="NSimSun" w:hAnsi="NSimSun" w:eastAsia="NSimSun" w:cs="NSimSun"/>
           <w:sz w:val="17"/>
         </w:rPr>
-        <w:t xml:space="preserve">       [质量]    立项门禁② 趋稳定</w:t>
+        <w:t>12月   [运营] O2 深化·芯片预警子功能（原 SC6 注销并入，v2.3；非独立场景）</w:t>
       </w:r>
     </w:p>
     <w:p>
@@ -7204,7 +7433,7 @@
           <w:rFonts w:ascii="NSimSun" w:hAnsi="NSimSun" w:eastAsia="NSimSun" w:cs="NSimSun"/>
           <w:sz w:val="17"/>
         </w:rPr>
-        <w:t xml:space="preserve">                 〔🔴 v7 2026-08-21：原「客诉分流启动」与「Q5 IATF/体系文档助手 启动」两项</w:t>
+        <w:t xml:space="preserve">       [财务] **FI7 预算执行监控 启动**〔🔴 v10 2026-09-17 由 2027-Q2 前拉〕；FI2/FI3/FI5/FI6 深化运行</w:t>
       </w:r>
     </w:p>
     <w:p>
@@ -7221,7 +7450,7 @@
           <w:rFonts w:ascii="NSimSun" w:hAnsi="NSimSun" w:eastAsia="NSimSun" w:cs="NSimSun"/>
           <w:sz w:val="17"/>
         </w:rPr>
-        <w:t xml:space="preserve">                   随 Q1／Q5 下架撤销 ⇒ 质量域 2026 年内不再有第三个场景启动〕</w:t>
+        <w:t xml:space="preserve">       [质量]    立项门禁② 趋稳定</w:t>
       </w:r>
     </w:p>
     <w:p>
@@ -7238,7 +7467,7 @@
           <w:rFonts w:ascii="NSimSun" w:hAnsi="NSimSun" w:eastAsia="NSimSun" w:cs="NSimSun"/>
           <w:sz w:val="17"/>
         </w:rPr>
-        <w:t xml:space="preserve">       [运营]    O3 物流追踪</w:t>
+        <w:t xml:space="preserve">                 〔🔴 v7 2026-08-21：原「客诉分流启动」与「Q5 IATF/体系文档助手 启动」两项</w:t>
       </w:r>
     </w:p>
     <w:p>
@@ -7255,7 +7484,7 @@
           <w:rFonts w:ascii="NSimSun" w:hAnsi="NSimSun" w:eastAsia="NSimSun" w:cs="NSimSun"/>
           <w:sz w:val="17"/>
         </w:rPr>
-        <w:t xml:space="preserve">       〔🔴 v6：工程研发 R3、销售 S2 均已整域顺延入 S3，12 月不启动〕</w:t>
+        <w:t xml:space="preserve">                   随 Q1／Q5 下架撤销 ⇒ 质量域 2026 年内不再有第三个场景启动〕</w:t>
       </w:r>
     </w:p>
     <w:p>
@@ -7272,7 +7501,7 @@
           <w:rFonts w:ascii="NSimSun" w:hAnsi="NSimSun" w:eastAsia="NSimSun" w:cs="NSimSun"/>
           <w:sz w:val="17"/>
         </w:rPr>
-        <w:t xml:space="preserve">       → 半年度总结：**目标 9-11 个场景上线或试点中**（🔴 v7 由 11-13 再下调：Q1／Q5 下架后 S1 期内只剩</w:t>
+        <w:t xml:space="preserve">       [运营]    ~~O3 物流追踪~~〔🔴 v10 2026-09-17 已前拉至 10 月段〕</w:t>
       </w:r>
     </w:p>
     <w:p>
@@ -7289,7 +7518,7 @@
           <w:rFonts w:ascii="NSimSun" w:hAnsi="NSimSun" w:eastAsia="NSimSun" w:cs="NSimSun"/>
           <w:sz w:val="17"/>
         </w:rPr>
-        <w:t xml:space="preserve">         12 个场景，13 已超总数，沿用「留 1 个缓冲」取法 ⇒ 上限 11、跨度 2。v6 原文：由 14-16 下调为 11-13）</w:t>
+        <w:t xml:space="preserve">       〔🔴 v6：工程研发 R3、销售 S2 均已整域顺延入 S3，12 月不启动〕</w:t>
       </w:r>
     </w:p>
     <w:p>
@@ -7306,7 +7535,7 @@
           <w:rFonts w:ascii="NSimSun" w:hAnsi="NSimSun" w:eastAsia="NSimSun" w:cs="NSimSun"/>
           <w:sz w:val="17"/>
         </w:rPr>
-        <w:t xml:space="preserve"> </w:t>
+        <w:t xml:space="preserve">       → 半年度总结：**目标 9-11 个场景上线或试点中**〔🔴 **v10 2026-09-17 标待裁、未改**：八场景前拉后 S1 期内场景数 12→**18**，本目标已不自洽，属 Shao Peishen 拍板项〕（🔴 v7 由 11-13 再下调：Q1／Q5 下架后 S1 期内只剩</w:t>
       </w:r>
     </w:p>
     <w:p>
@@ -7323,7 +7552,7 @@
           <w:rFonts w:ascii="NSimSun" w:hAnsi="NSimSun" w:eastAsia="NSimSun" w:cs="NSimSun"/>
           <w:sz w:val="17"/>
         </w:rPr>
-        <w:t>───────────────────────────────────</w:t>
+        <w:t xml:space="preserve">         12 个场景，13 已超总数，沿用「留 1 个缓冲」取法 ⇒ 上限 11、跨度 2。v6 原文：由 14-16 下调为 11-13）</w:t>
       </w:r>
     </w:p>
     <w:p>
@@ -7340,7 +7569,7 @@
           <w:rFonts w:ascii="NSimSun" w:hAnsi="NSimSun" w:eastAsia="NSimSun" w:cs="NSimSun"/>
           <w:sz w:val="17"/>
         </w:rPr>
-        <w:t>2027年（采购部 SC7②/SC8深化/SC10/SC11，同步跨部门联动）</w:t>
+        <w:t xml:space="preserve"> </w:t>
       </w:r>
     </w:p>
     <w:p>
@@ -7357,7 +7586,7 @@
           <w:rFonts w:ascii="NSimSun" w:hAnsi="NSimSun" w:eastAsia="NSimSun" w:cs="NSimSun"/>
           <w:sz w:val="17"/>
         </w:rPr>
-        <w:t xml:space="preserve"> </w:t>
+        <w:t>───────────────────────────────────</w:t>
       </w:r>
     </w:p>
     <w:p>
@@ -7374,7 +7603,7 @@
           <w:rFonts w:ascii="NSimSun" w:hAnsi="NSimSun" w:eastAsia="NSimSun" w:cs="NSimSun"/>
           <w:sz w:val="17"/>
         </w:rPr>
-        <w:t>1月    [采购] SC7② 库存优化深化（动态安全库存/呆滞/what-if）</w:t>
+        <w:t>2027年（采购部 SC7②/SC8深化/SC10/SC11，同步跨部门联动）</w:t>
       </w:r>
     </w:p>
     <w:p>
@@ -7391,7 +7620,7 @@
           <w:rFonts w:ascii="NSimSun" w:hAnsi="NSimSun" w:eastAsia="NSimSun" w:cs="NSimSun"/>
           <w:sz w:val="17"/>
         </w:rPr>
-        <w:t xml:space="preserve">       [财务] FI4 智能月结加速（其余）启动</w:t>
+        <w:t xml:space="preserve"> </w:t>
       </w:r>
     </w:p>
     <w:p>
@@ -7408,7 +7637,7 @@
           <w:rFonts w:ascii="NSimSun" w:hAnsi="NSimSun" w:eastAsia="NSimSun" w:cs="NSimSun"/>
           <w:sz w:val="17"/>
         </w:rPr>
-        <w:t xml:space="preserve">       [质量]    （旗舰稳定运行）〔🔴 v7：原「客诉分流 + Q5 IATF/体系文档助手 稳定运行」随 Q1／Q5 下架撤销〕</w:t>
+        <w:t>1月    [采购] SC7② 库存优化深化（动态安全库存/呆滞/what-if）</w:t>
       </w:r>
     </w:p>
     <w:p>
@@ -7425,7 +7654,7 @@
           <w:rFonts w:ascii="NSimSun" w:hAnsi="NSimSun" w:eastAsia="NSimSun" w:cs="NSimSun"/>
           <w:sz w:val="17"/>
         </w:rPr>
-        <w:t xml:space="preserve">       [运营]    O4 预测维护评估⚠</w:t>
+        <w:t xml:space="preserve">       [财务] ~~FI4 智能月结加速（其余）启动~~〔🔴 v10 2026-09-17 已前拉至 2026-11〕</w:t>
       </w:r>
     </w:p>
     <w:p>
@@ -7442,7 +7671,7 @@
           <w:rFonts w:ascii="NSimSun" w:hAnsi="NSimSun" w:eastAsia="NSimSun" w:cs="NSimSun"/>
           <w:sz w:val="17"/>
         </w:rPr>
-        <w:t xml:space="preserve">       跨部门 Agent 协同设计启动</w:t>
+        <w:t xml:space="preserve">       [质量]    （旗舰稳定运行）〔🔴 v7：原「客诉分流 + Q5 IATF/体系文档助手 稳定运行」随 Q1／Q5 下架撤销〕</w:t>
       </w:r>
     </w:p>
     <w:p>
@@ -7459,7 +7688,7 @@
           <w:rFonts w:ascii="NSimSun" w:hAnsi="NSimSun" w:eastAsia="NSimSun" w:cs="NSimSun"/>
           <w:sz w:val="17"/>
         </w:rPr>
-        <w:t xml:space="preserve">       〔🔴 v6：工程研发 R4、销售 S3 已整域顺延入 S3 期〕</w:t>
+        <w:t xml:space="preserve">       [运营]    O4 预测维护评估⚠</w:t>
       </w:r>
     </w:p>
     <w:p>
@@ -7476,7 +7705,7 @@
           <w:rFonts w:ascii="NSimSun" w:hAnsi="NSimSun" w:eastAsia="NSimSun" w:cs="NSimSun"/>
           <w:sz w:val="17"/>
         </w:rPr>
-        <w:t xml:space="preserve"> </w:t>
+        <w:t xml:space="preserve">       跨部门 Agent 协同设计启动</w:t>
       </w:r>
     </w:p>
     <w:p>
@@ -7493,7 +7722,7 @@
           <w:rFonts w:ascii="NSimSun" w:hAnsi="NSimSun" w:eastAsia="NSimSun" w:cs="NSimSun"/>
           <w:sz w:val="17"/>
         </w:rPr>
-        <w:t>2月    [采购] （SC8 已提前到 2026-07/08 收割上线，此处不再排）SC8 深化/客户全量通报</w:t>
+        <w:t xml:space="preserve">       〔🔴 v6：工程研发 R4、销售 S3 已整域顺延入 S3 期〕</w:t>
       </w:r>
     </w:p>
     <w:p>
@@ -7510,7 +7739,7 @@
           <w:rFonts w:ascii="NSimSun" w:hAnsi="NSimSun" w:eastAsia="NSimSun" w:cs="NSimSun"/>
           <w:sz w:val="17"/>
         </w:rPr>
-        <w:t xml:space="preserve">       [财务] FI5 费用报销智能审核 启动</w:t>
+        <w:t xml:space="preserve"> </w:t>
       </w:r>
     </w:p>
     <w:p>
@@ -7527,7 +7756,7 @@
           <w:rFonts w:ascii="NSimSun" w:hAnsi="NSimSun" w:eastAsia="NSimSun" w:cs="NSimSun"/>
           <w:sz w:val="17"/>
         </w:rPr>
-        <w:t xml:space="preserve">       [质量]    （8D①/立项门禁② 稳定运行；PPAP 准备）〔🔴 v7：客诉/IATF 已下架〕</w:t>
+        <w:t>2月    [采购] （SC8 已提前到 2026-07/08 收割上线，此处不再排）SC8 深化/客户全量通报</w:t>
       </w:r>
     </w:p>
     <w:p>
@@ -7544,7 +7773,7 @@
           <w:rFonts w:ascii="NSimSun" w:hAnsi="NSimSun" w:eastAsia="NSimSun" w:cs="NSimSun"/>
           <w:sz w:val="17"/>
         </w:rPr>
-        <w:t xml:space="preserve">       Agent 联动灰度试点</w:t>
+        <w:t xml:space="preserve">       [财务] ~~FI5 费用报销智能审核 启动~~〔🔴 v10 已前拉至 2026-10〕</w:t>
       </w:r>
     </w:p>
     <w:p>
@@ -7561,7 +7790,7 @@
           <w:rFonts w:ascii="NSimSun" w:hAnsi="NSimSun" w:eastAsia="NSimSun" w:cs="NSimSun"/>
           <w:sz w:val="17"/>
         </w:rPr>
-        <w:t xml:space="preserve">       〔🔴 v6：工程研发 R5、销售 S4/S6 已整域顺延入 S3 期〕</w:t>
+        <w:t xml:space="preserve">       [质量]    （8D①/立项门禁② 稳定运行；PPAP 准备）〔🔴 v7：客诉/IATF 已下架〕</w:t>
       </w:r>
     </w:p>
     <w:p>
@@ -7578,7 +7807,7 @@
           <w:rFonts w:ascii="NSimSun" w:hAnsi="NSimSun" w:eastAsia="NSimSun" w:cs="NSimSun"/>
           <w:sz w:val="17"/>
         </w:rPr>
-        <w:t xml:space="preserve"> </w:t>
+        <w:t xml:space="preserve">       Agent 联动灰度试点</w:t>
       </w:r>
     </w:p>
     <w:p>
@@ -7595,7 +7824,7 @@
           <w:rFonts w:ascii="NSimSun" w:hAnsi="NSimSun" w:eastAsia="NSimSun" w:cs="NSimSun"/>
           <w:sz w:val="17"/>
         </w:rPr>
-        <w:t>3月    [采购] SC10 BOM 评审及物料库管控（v2.3 新增；原 SC9 已并入 S6 波动预测子功能）</w:t>
+        <w:t xml:space="preserve">       〔🔴 v6：工程研发 R5、销售 S4/S6 已整域顺延入 S3 期〕</w:t>
       </w:r>
     </w:p>
     <w:p>
@@ -7612,7 +7841,7 @@
           <w:rFonts w:ascii="NSimSun" w:hAnsi="NSimSun" w:eastAsia="NSimSun" w:cs="NSimSun"/>
           <w:sz w:val="17"/>
         </w:rPr>
-        <w:t xml:space="preserve">       [采购·4月预告] SC11 库存智能调拨（v2.3 新增，PMC 确认门禁；采购 7 场景 4 月收官）</w:t>
+        <w:t xml:space="preserve"> </w:t>
       </w:r>
     </w:p>
     <w:p>
@@ -7629,7 +7858,7 @@
           <w:rFonts w:ascii="NSimSun" w:hAnsi="NSimSun" w:eastAsia="NSimSun" w:cs="NSimSun"/>
           <w:sz w:val="17"/>
         </w:rPr>
-        <w:t xml:space="preserve">       [财务] （FI2-FI5 稳定运行，本月无新启动）</w:t>
+        <w:t>3月    [采购] SC10 BOM 评审及物料库管控 🔴 **D 档**（v2.3 新增；原 SC9 已并入 S6 波动预测子功能）〔v10 2026-09-17：前置「我司价格库形态／物料属性字段」待 `IT部#14` 回件 ⇒ 本月份不构成承诺，实际启动＝前置到位＋8 天〕</w:t>
       </w:r>
     </w:p>
     <w:p>
@@ -7646,7 +7875,7 @@
           <w:rFonts w:ascii="NSimSun" w:hAnsi="NSimSun" w:eastAsia="NSimSun" w:cs="NSimSun"/>
           <w:sz w:val="17"/>
         </w:rPr>
-        <w:t xml:space="preserve">       [质量]    （8D①/立项门禁② 稳定运行；PPAP 见 4 月）〔🔴 v7：FMEA 已下架，原「PPAP/FMEA 见 4-5 月」改写〕</w:t>
+        <w:t xml:space="preserve">       [采购·4月预告] SC11 库存智能调拨 🔴 **D 档**（v2.3 新增，PMC 确认门禁；采购 7 场景收官）〔v10 2026-09-17：前置「生产计划通路＋3 委外仓实时可见＋调拨原则口径」卡 PMC ⇒ 本月份不构成承诺，实际启动＝前置到位＋8 天〕</w:t>
       </w:r>
     </w:p>
     <w:p>
@@ -7663,7 +7892,7 @@
           <w:rFonts w:ascii="NSimSun" w:hAnsi="NSimSun" w:eastAsia="NSimSun" w:cs="NSimSun"/>
           <w:sz w:val="17"/>
         </w:rPr>
-        <w:t xml:space="preserve">       Agent 全面推开</w:t>
+        <w:t xml:space="preserve">       [财务] （FI2/FI3/FI4/FI5/FI6/FI7/FI8/FI10 均已 2026 年内启动并稳定运行，本月无新启动）〔v10〕</w:t>
       </w:r>
     </w:p>
     <w:p>
@@ -7680,7 +7909,7 @@
           <w:rFonts w:ascii="NSimSun" w:hAnsi="NSimSun" w:eastAsia="NSimSun" w:cs="NSimSun"/>
           <w:sz w:val="17"/>
         </w:rPr>
-        <w:t xml:space="preserve">       〔🔴 v6：销售 S5 已整域顺延入 S3 期〕</w:t>
+        <w:t xml:space="preserve">       [质量]    （8D①/立项门禁② 稳定运行；PPAP 见 4 月）〔🔴 v7：FMEA 已下架，原「PPAP/FMEA 见 4-5 月」改写〕</w:t>
       </w:r>
     </w:p>
     <w:p>
@@ -7697,7 +7926,7 @@
           <w:rFonts w:ascii="NSimSun" w:hAnsi="NSimSun" w:eastAsia="NSimSun" w:cs="NSimSun"/>
           <w:sz w:val="17"/>
         </w:rPr>
-        <w:t xml:space="preserve"> </w:t>
+        <w:t xml:space="preserve">       Agent 全面推开</w:t>
       </w:r>
     </w:p>
     <w:p>
@@ -7714,7 +7943,7 @@
           <w:rFonts w:ascii="NSimSun" w:hAnsi="NSimSun" w:eastAsia="NSimSun" w:cs="NSimSun"/>
           <w:sz w:val="17"/>
         </w:rPr>
-        <w:t>4月    [财务] FI6 异常交易检测（其余）启动</w:t>
+        <w:t xml:space="preserve">       〔🔴 v6：销售 S5 已整域顺延入 S3 期〕</w:t>
       </w:r>
     </w:p>
     <w:p>
@@ -7731,7 +7960,7 @@
           <w:rFonts w:ascii="NSimSun" w:hAnsi="NSimSun" w:eastAsia="NSimSun" w:cs="NSimSun"/>
           <w:sz w:val="17"/>
         </w:rPr>
-        <w:t xml:space="preserve">       [质量] Q4 PPAP 文档自动审核（OEM 隔离层就绪为前提；硬截止按 #374 重判后口径，见全景规划 §加速启动总览 Chroma 归属条——2027-01 已作废）</w:t>
+        <w:t xml:space="preserve"> </w:t>
       </w:r>
     </w:p>
     <w:p>
@@ -7748,7 +7977,7 @@
           <w:rFonts w:ascii="NSimSun" w:hAnsi="NSimSun" w:eastAsia="NSimSun" w:cs="NSimSun"/>
           <w:sz w:val="17"/>
         </w:rPr>
-        <w:t xml:space="preserve">       AI CoE 试运行</w:t>
+        <w:t>4月    [财务] ~~FI6 异常交易检测（其余）启动~~〔🔴 v10 已前拉至 2026-10〕</w:t>
       </w:r>
     </w:p>
     <w:p>
@@ -7765,7 +7994,7 @@
           <w:rFonts w:ascii="NSimSun" w:hAnsi="NSimSun" w:eastAsia="NSimSun" w:cs="NSimSun"/>
           <w:sz w:val="17"/>
         </w:rPr>
-        <w:t xml:space="preserve"> </w:t>
+        <w:t xml:space="preserve">       [质量] Q4 PPAP 文档自动审核（OEM 隔离层就绪为前提；硬截止按 #374 重判后口径，见全景规划 §加速启动总览 Chroma 归属条——2027-01 已作废）</w:t>
       </w:r>
     </w:p>
     <w:p>
@@ -7782,7 +8011,7 @@
           <w:rFonts w:ascii="NSimSun" w:hAnsi="NSimSun" w:eastAsia="NSimSun" w:cs="NSimSun"/>
           <w:sz w:val="17"/>
         </w:rPr>
-        <w:t>5月    [财务] FI7 预算执行监控 + FI8 现金流预测与智能预警 启动</w:t>
+        <w:t xml:space="preserve">       AI CoE 试运行</w:t>
       </w:r>
     </w:p>
     <w:p>
@@ -7799,7 +8028,7 @@
           <w:rFonts w:ascii="NSimSun" w:hAnsi="NSimSun" w:eastAsia="NSimSun" w:cs="NSimSun"/>
           <w:sz w:val="17"/>
         </w:rPr>
-        <w:t xml:space="preserve">       〔🔴 v7 2026-08-21：原「[质量] Q3 FMEA 维护 + Q7 IQC 来料检验」随 Q3／Q7 下架撤销，本月质量域无排期〕</w:t>
+        <w:t xml:space="preserve"> </w:t>
       </w:r>
     </w:p>
     <w:p>
@@ -7816,7 +8045,7 @@
           <w:rFonts w:ascii="NSimSun" w:hAnsi="NSimSun" w:eastAsia="NSimSun" w:cs="NSimSun"/>
           <w:sz w:val="17"/>
         </w:rPr>
-        <w:t xml:space="preserve">       AI CoE 正式成立</w:t>
+        <w:t>5月    [财务] ~~FI7 预算执行监控 + FI8 现金流预测与智能预警 启动~~〔🔴 v10 已分别前拉至 2026-12／2026-11〕</w:t>
       </w:r>
     </w:p>
     <w:p>
@@ -7833,7 +8062,7 @@
           <w:rFonts w:ascii="NSimSun" w:hAnsi="NSimSun" w:eastAsia="NSimSun" w:cs="NSimSun"/>
           <w:sz w:val="17"/>
         </w:rPr>
-        <w:t xml:space="preserve"> </w:t>
+        <w:t xml:space="preserve">       〔🔴 v7 2026-08-21：原「[质量] Q3 FMEA 维护 + Q7 IQC 来料检验」随 Q3／Q7 下架撤销，本月质量域无排期〕</w:t>
       </w:r>
     </w:p>
     <w:p>
@@ -7850,7 +8079,41 @@
           <w:rFonts w:ascii="NSimSun" w:hAnsi="NSimSun" w:eastAsia="NSimSun" w:cs="NSimSun"/>
           <w:sz w:val="17"/>
         </w:rPr>
-        <w:t>6月    [财务] FI9 研发费用归集 + FI10 存货跌价分析 启动</w:t>
+        <w:t xml:space="preserve">       AI CoE 正式成立</w:t>
+      </w:r>
+    </w:p>
+    <w:p>
+      <w:pPr>
+        <w:pBdr>
+          <w:left w:val="single" w:sz="18" w:space="8" w:color="9BB4CC"/>
+        </w:pBdr>
+        <w:shd w:val="clear" w:color="auto" w:fill="F4F4F4"/>
+        <w:spacing w:before="0" w:after="0"/>
+        <w:ind w:left="160"/>
+      </w:pPr>
+      <w:r>
+        <w:rPr>
+          <w:rFonts w:ascii="NSimSun" w:hAnsi="NSimSun" w:eastAsia="NSimSun" w:cs="NSimSun"/>
+          <w:sz w:val="17"/>
+        </w:rPr>
+        <w:t xml:space="preserve"> </w:t>
+      </w:r>
+    </w:p>
+    <w:p>
+      <w:pPr>
+        <w:pBdr>
+          <w:left w:val="single" w:sz="18" w:space="8" w:color="9BB4CC"/>
+        </w:pBdr>
+        <w:shd w:val="clear" w:color="auto" w:fill="F4F4F4"/>
+        <w:spacing w:before="0" w:after="0"/>
+        <w:ind w:left="160"/>
+      </w:pPr>
+      <w:r>
+        <w:rPr>
+          <w:rFonts w:ascii="NSimSun" w:hAnsi="NSimSun" w:eastAsia="NSimSun" w:cs="NSimSun"/>
+          <w:sz w:val="17"/>
+        </w:rPr>
+        <w:t>6月    [财务] **FI9 研发费用归集** 🔴 **D 档**（前置「工时系统是否存在」待 `IT部#14`，前置到位＋8 天）；~~FI10 存货跌价分析 启动~~〔🔴 v10 已前拉至 2026-11〕</w:t>
       </w:r>
     </w:p>
     <w:p>
@@ -11065,37 +11328,13 @@
         <w:pStyle w:val="ListBullet"/>
         <w:spacing w:after="60"/>
       </w:pPr>
-      <w:sdt>
-        <w:sdtPr>
-          <w:rPr>
-            <w:rFonts w:ascii="MS Gothic" w:eastAsia="MS Gothic" w:hAnsi="MS Gothic" w:cs="MS Gothic"/>
-            <w:sz w:val="21"/>
-          </w:rPr>
-          <w:id w:val="100000001"/>
-          <w14:checkbox>
-            <w14:checked w14:val="0"/>
-            <w14:checkedState w14:val="2612" w14:font="MS Gothic"/>
-            <w14:uncheckedState w14:val="2610" w14:font="MS Gothic"/>
-          </w14:checkbox>
-        </w:sdtPr>
-        <w:sdtEndPr/>
-        <w:sdtContent>
-          <w:r>
-            <w:rPr>
-              <w:rFonts w:ascii="MS Gothic" w:eastAsia="MS Gothic" w:hAnsi="MS Gothic" w:cs="MS Gothic"/>
-              <w:sz w:val="21"/>
-            </w:rPr>
-            <w:t>☐</w:t>
-          </w:r>
-        </w:sdtContent>
-      </w:sdt>
       <w:r>
         <w:rPr>
           <w:rFonts w:ascii="Microsoft YaHei" w:hAnsi="Microsoft YaHei" w:eastAsia="Microsoft YaHei" w:cs="Microsoft YaHei"/>
           <w:b w:val="0"/>
           <w:sz w:val="21"/>
         </w:rPr>
-        <w:t xml:space="preserve"> SC1：先 mock 跑通全链条逻辑；6/12 供应商注册+首批交期反馈后切真实</w:t>
+        <w:t>[ ] SC1：先 mock 跑通全链条逻辑；6/12 供应商注册+首批交期反馈后切真实</w:t>
       </w:r>
     </w:p>
     <w:p>
@@ -11103,37 +11342,13 @@
         <w:pStyle w:val="ListBullet"/>
         <w:spacing w:after="60"/>
       </w:pPr>
-      <w:sdt>
-        <w:sdtPr>
-          <w:rPr>
-            <w:rFonts w:ascii="MS Gothic" w:eastAsia="MS Gothic" w:hAnsi="MS Gothic" w:cs="MS Gothic"/>
-            <w:sz w:val="21"/>
-          </w:rPr>
-          <w:id w:val="100000002"/>
-          <w14:checkbox>
-            <w14:checked w14:val="0"/>
-            <w14:checkedState w14:val="2612" w14:font="MS Gothic"/>
-            <w14:uncheckedState w14:val="2610" w14:font="MS Gothic"/>
-          </w14:checkbox>
-        </w:sdtPr>
-        <w:sdtEndPr/>
-        <w:sdtContent>
-          <w:r>
-            <w:rPr>
-              <w:rFonts w:ascii="MS Gothic" w:eastAsia="MS Gothic" w:hAnsi="MS Gothic" w:cs="MS Gothic"/>
-              <w:sz w:val="21"/>
-            </w:rPr>
-            <w:t>☐</w:t>
-          </w:r>
-        </w:sdtContent>
-      </w:sdt>
       <w:r>
         <w:rPr>
           <w:rFonts w:ascii="Microsoft YaHei" w:hAnsi="Microsoft YaHei" w:eastAsia="Microsoft YaHei" w:cs="Microsoft YaHei"/>
           <w:b w:val="0"/>
           <w:sz w:val="21"/>
         </w:rPr>
-        <w:t xml:space="preserve"> 供应商基础数据表：采购团队填写 IQC/财务/单源状态</w:t>
+        <w:t>[ ] 供应商基础数据表：采购团队填写 IQC/财务/单源状态</w:t>
       </w:r>
     </w:p>
     <w:p>
@@ -11141,37 +11356,13 @@
         <w:pStyle w:val="ListBullet"/>
         <w:spacing w:after="60"/>
       </w:pPr>
-      <w:sdt>
-        <w:sdtPr>
-          <w:rPr>
-            <w:rFonts w:ascii="MS Gothic" w:eastAsia="MS Gothic" w:hAnsi="MS Gothic" w:cs="MS Gothic"/>
-            <w:sz w:val="21"/>
-          </w:rPr>
-          <w:id w:val="100000003"/>
-          <w14:checkbox>
-            <w14:checked w14:val="0"/>
-            <w14:checkedState w14:val="2612" w14:font="MS Gothic"/>
-            <w14:uncheckedState w14:val="2610" w14:font="MS Gothic"/>
-          </w14:checkbox>
-        </w:sdtPr>
-        <w:sdtEndPr/>
-        <w:sdtContent>
-          <w:r>
-            <w:rPr>
-              <w:rFonts w:ascii="MS Gothic" w:eastAsia="MS Gothic" w:hAnsi="MS Gothic" w:cs="MS Gothic"/>
-              <w:sz w:val="21"/>
-            </w:rPr>
-            <w:t>☐</w:t>
-          </w:r>
-        </w:sdtContent>
-      </w:sdt>
       <w:r>
         <w:rPr>
           <w:rFonts w:ascii="Microsoft YaHei" w:hAnsi="Microsoft YaHei" w:eastAsia="Microsoft YaHei" w:cs="Microsoft YaHei"/>
           <w:b w:val="0"/>
           <w:sz w:val="21"/>
         </w:rPr>
-        <w:t xml:space="preserve"> </w:t>
+        <w:t xml:space="preserve">[ ] </w:t>
       </w:r>
       <w:r>
         <w:rPr>
@@ -11211,37 +11402,13 @@
         <w:pStyle w:val="ListBullet"/>
         <w:spacing w:after="60"/>
       </w:pPr>
-      <w:sdt>
-        <w:sdtPr>
-          <w:rPr>
-            <w:rFonts w:ascii="MS Gothic" w:eastAsia="MS Gothic" w:hAnsi="MS Gothic" w:cs="MS Gothic"/>
-            <w:sz w:val="21"/>
-          </w:rPr>
-          <w:id w:val="100000004"/>
-          <w14:checkbox>
-            <w14:checked w14:val="0"/>
-            <w14:checkedState w14:val="2612" w14:font="MS Gothic"/>
-            <w14:uncheckedState w14:val="2610" w14:font="MS Gothic"/>
-          </w14:checkbox>
-        </w:sdtPr>
-        <w:sdtEndPr/>
-        <w:sdtContent>
-          <w:r>
-            <w:rPr>
-              <w:rFonts w:ascii="MS Gothic" w:eastAsia="MS Gothic" w:hAnsi="MS Gothic" w:cs="MS Gothic"/>
-              <w:sz w:val="21"/>
-            </w:rPr>
-            <w:t>☐</w:t>
-          </w:r>
-        </w:sdtContent>
-      </w:sdt>
       <w:r>
         <w:rPr>
           <w:rFonts w:ascii="Microsoft YaHei" w:hAnsi="Microsoft YaHei" w:eastAsia="Microsoft YaHei" w:cs="Microsoft YaHei"/>
           <w:b w:val="0"/>
           <w:sz w:val="21"/>
         </w:rPr>
-        <w:t xml:space="preserve"> </w:t>
+        <w:t xml:space="preserve">[ ] </w:t>
       </w:r>
       <w:r>
         <w:rPr>
@@ -11265,37 +11432,13 @@
         <w:pStyle w:val="ListBullet"/>
         <w:spacing w:after="60"/>
       </w:pPr>
-      <w:sdt>
-        <w:sdtPr>
-          <w:rPr>
-            <w:rFonts w:ascii="MS Gothic" w:eastAsia="MS Gothic" w:hAnsi="MS Gothic" w:cs="MS Gothic"/>
-            <w:sz w:val="21"/>
-          </w:rPr>
-          <w:id w:val="100000005"/>
-          <w14:checkbox>
-            <w14:checked w14:val="0"/>
-            <w14:checkedState w14:val="2612" w14:font="MS Gothic"/>
-            <w14:uncheckedState w14:val="2610" w14:font="MS Gothic"/>
-          </w14:checkbox>
-        </w:sdtPr>
-        <w:sdtEndPr/>
-        <w:sdtContent>
-          <w:r>
-            <w:rPr>
-              <w:rFonts w:ascii="MS Gothic" w:eastAsia="MS Gothic" w:hAnsi="MS Gothic" w:cs="MS Gothic"/>
-              <w:sz w:val="21"/>
-            </w:rPr>
-            <w:t>☐</w:t>
-          </w:r>
-        </w:sdtContent>
-      </w:sdt>
       <w:r>
         <w:rPr>
           <w:rFonts w:ascii="Microsoft YaHei" w:hAnsi="Microsoft YaHei" w:eastAsia="Microsoft YaHei" w:cs="Microsoft YaHei"/>
           <w:b w:val="0"/>
           <w:sz w:val="21"/>
         </w:rPr>
-        <w:t xml:space="preserve"> （非紧急）《实施计划》《全景规划》Word 版下次新 Cowork 会话刷新（本会话挂载缓存异常，.md 源已正确）</w:t>
+        <w:t>[ ] （非紧急）《实施计划》《全景规划》Word 版下次新 Cowork 会话刷新（本会话挂载缓存异常，.md 源已正确）</w:t>
       </w:r>
     </w:p>
     <w:p>
@@ -11318,37 +11461,13 @@
         <w:pStyle w:val="ListBullet"/>
         <w:spacing w:after="60"/>
       </w:pPr>
-      <w:sdt>
-        <w:sdtPr>
-          <w:rPr>
-            <w:rFonts w:ascii="MS Gothic" w:eastAsia="MS Gothic" w:hAnsi="MS Gothic" w:cs="MS Gothic"/>
-            <w:sz w:val="21"/>
-          </w:rPr>
-          <w:id w:val="100000006"/>
-          <w14:checkbox>
-            <w14:checked w14:val="1"/>
-            <w14:checkedState w14:val="2612" w14:font="MS Gothic"/>
-            <w14:uncheckedState w14:val="2610" w14:font="MS Gothic"/>
-          </w14:checkbox>
-        </w:sdtPr>
-        <w:sdtEndPr/>
-        <w:sdtContent>
-          <w:r>
-            <w:rPr>
-              <w:rFonts w:ascii="MS Gothic" w:eastAsia="MS Gothic" w:hAnsi="MS Gothic" w:cs="MS Gothic"/>
-              <w:sz w:val="21"/>
-            </w:rPr>
-            <w:t>☒</w:t>
-          </w:r>
-        </w:sdtContent>
-      </w:sdt>
       <w:r>
         <w:rPr>
           <w:rFonts w:ascii="Microsoft YaHei" w:hAnsi="Microsoft YaHei" w:eastAsia="Microsoft YaHei" w:cs="Microsoft YaHei"/>
           <w:b w:val="0"/>
           <w:sz w:val="21"/>
         </w:rPr>
-        <w:t xml:space="preserve"> 平台底座 </w:t>
+        <w:t xml:space="preserve">[x] 平台底座 </w:t>
       </w:r>
       <w:r>
         <w:rPr>
@@ -11372,37 +11491,13 @@
         <w:pStyle w:val="ListBullet"/>
         <w:spacing w:after="60"/>
       </w:pPr>
-      <w:sdt>
-        <w:sdtPr>
-          <w:rPr>
-            <w:rFonts w:ascii="MS Gothic" w:eastAsia="MS Gothic" w:hAnsi="MS Gothic" w:cs="MS Gothic"/>
-            <w:sz w:val="21"/>
-          </w:rPr>
-          <w:id w:val="100000007"/>
-          <w14:checkbox>
-            <w14:checked w14:val="1"/>
-            <w14:checkedState w14:val="2612" w14:font="MS Gothic"/>
-            <w14:uncheckedState w14:val="2610" w14:font="MS Gothic"/>
-          </w14:checkbox>
-        </w:sdtPr>
-        <w:sdtEndPr/>
-        <w:sdtContent>
-          <w:r>
-            <w:rPr>
-              <w:rFonts w:ascii="MS Gothic" w:eastAsia="MS Gothic" w:hAnsi="MS Gothic" w:cs="MS Gothic"/>
-              <w:sz w:val="21"/>
-            </w:rPr>
-            <w:t>☒</w:t>
-          </w:r>
-        </w:sdtContent>
-      </w:sdt>
       <w:r>
         <w:rPr>
           <w:rFonts w:ascii="Microsoft YaHei" w:hAnsi="Microsoft YaHei" w:eastAsia="Microsoft YaHei" w:cs="Microsoft YaHei"/>
           <w:b w:val="0"/>
           <w:sz w:val="21"/>
         </w:rPr>
-        <w:t xml:space="preserve"> U9C MCP 接口申请起草（《U9C-ERP-MCP接口申请.md》）——待定稿后 7/1 提交 IT</w:t>
+        <w:t>[x] U9C MCP 接口申请起草（《U9C-ERP-MCP接口申请.md》）——待定稿后 7/1 提交 IT</w:t>
       </w:r>
     </w:p>
     <w:p>
@@ -11410,37 +11505,13 @@
         <w:pStyle w:val="ListBullet"/>
         <w:spacing w:after="60"/>
       </w:pPr>
-      <w:sdt>
-        <w:sdtPr>
-          <w:rPr>
-            <w:rFonts w:ascii="MS Gothic" w:eastAsia="MS Gothic" w:hAnsi="MS Gothic" w:cs="MS Gothic"/>
-            <w:sz w:val="21"/>
-          </w:rPr>
-          <w:id w:val="100000008"/>
-          <w14:checkbox>
-            <w14:checked w14:val="0"/>
-            <w14:checkedState w14:val="2612" w14:font="MS Gothic"/>
-            <w14:uncheckedState w14:val="2610" w14:font="MS Gothic"/>
-          </w14:checkbox>
-        </w:sdtPr>
-        <w:sdtEndPr/>
-        <w:sdtContent>
-          <w:r>
-            <w:rPr>
-              <w:rFonts w:ascii="MS Gothic" w:eastAsia="MS Gothic" w:hAnsi="MS Gothic" w:cs="MS Gothic"/>
-              <w:sz w:val="21"/>
-            </w:rPr>
-            <w:t>☐</w:t>
-          </w:r>
-        </w:sdtContent>
-      </w:sdt>
       <w:r>
         <w:rPr>
           <w:rFonts w:ascii="Microsoft YaHei" w:hAnsi="Microsoft YaHei" w:eastAsia="Microsoft YaHei" w:cs="Microsoft YaHei"/>
           <w:b w:val="0"/>
           <w:sz w:val="21"/>
         </w:rPr>
-        <w:t xml:space="preserve"> SC1 改造为 import 平台包（消除跨工程引用），等真实 SRM 数据一并收尾</w:t>
+        <w:t>[ ] SC1 改造为 import 平台包（消除跨工程引用），等真实 SRM 数据一并收尾</w:t>
       </w:r>
     </w:p>
     <w:p>
@@ -11448,37 +11519,13 @@
         <w:pStyle w:val="ListBullet"/>
         <w:spacing w:after="60"/>
       </w:pPr>
-      <w:sdt>
-        <w:sdtPr>
-          <w:rPr>
-            <w:rFonts w:ascii="MS Gothic" w:eastAsia="MS Gothic" w:hAnsi="MS Gothic" w:cs="MS Gothic"/>
-            <w:sz w:val="21"/>
-          </w:rPr>
-          <w:id w:val="100000009"/>
-          <w14:checkbox>
-            <w14:checked w14:val="0"/>
-            <w14:checkedState w14:val="2612" w14:font="MS Gothic"/>
-            <w14:uncheckedState w14:val="2610" w14:font="MS Gothic"/>
-          </w14:checkbox>
-        </w:sdtPr>
-        <w:sdtEndPr/>
-        <w:sdtContent>
-          <w:r>
-            <w:rPr>
-              <w:rFonts w:ascii="MS Gothic" w:eastAsia="MS Gothic" w:hAnsi="MS Gothic" w:cs="MS Gothic"/>
-              <w:sz w:val="21"/>
-            </w:rPr>
-            <w:t>☐</w:t>
-          </w:r>
-        </w:sdtContent>
-      </w:sdt>
       <w:r>
         <w:rPr>
           <w:rFonts w:ascii="Microsoft YaHei" w:hAnsi="Microsoft YaHei" w:eastAsia="Microsoft YaHei" w:cs="Microsoft YaHei"/>
           <w:b w:val="0"/>
           <w:sz w:val="21"/>
         </w:rPr>
-        <w:t xml:space="preserve"> SC1 正式上线：采购经理确认 → 数字员工档案更新 → GitHub v1.0 tag</w:t>
+        <w:t>[ ] SC1 正式上线：采购经理确认 → 数字员工档案更新 → GitHub v1.0 tag</w:t>
       </w:r>
     </w:p>
     <w:p>
@@ -11486,37 +11533,13 @@
         <w:pStyle w:val="ListBullet"/>
         <w:spacing w:after="60"/>
       </w:pPr>
-      <w:sdt>
-        <w:sdtPr>
-          <w:rPr>
-            <w:rFonts w:ascii="MS Gothic" w:eastAsia="MS Gothic" w:hAnsi="MS Gothic" w:cs="MS Gothic"/>
-            <w:sz w:val="21"/>
-          </w:rPr>
-          <w:id w:val="100000010"/>
-          <w14:checkbox>
-            <w14:checked w14:val="0"/>
-            <w14:checkedState w14:val="2612" w14:font="MS Gothic"/>
-            <w14:uncheckedState w14:val="2610" w14:font="MS Gothic"/>
-          </w14:checkbox>
-        </w:sdtPr>
-        <w:sdtEndPr/>
-        <w:sdtContent>
-          <w:r>
-            <w:rPr>
-              <w:rFonts w:ascii="MS Gothic" w:eastAsia="MS Gothic" w:hAnsi="MS Gothic" w:cs="MS Gothic"/>
-              <w:sz w:val="21"/>
-            </w:rPr>
-            <w:t>☐</w:t>
-          </w:r>
-        </w:sdtContent>
-      </w:sdt>
       <w:r>
         <w:rPr>
           <w:rFonts w:ascii="Microsoft YaHei" w:hAnsi="Microsoft YaHei" w:eastAsia="Microsoft YaHei" w:cs="Microsoft YaHei"/>
           <w:b w:val="0"/>
           <w:sz w:val="21"/>
         </w:rPr>
-        <w:t xml:space="preserve"> </w:t>
+        <w:t xml:space="preserve">[ ] </w:t>
       </w:r>
       <w:r>
         <w:rPr>
@@ -11540,37 +11563,13 @@
         <w:pStyle w:val="ListBullet"/>
         <w:spacing w:after="60"/>
       </w:pPr>
-      <w:sdt>
-        <w:sdtPr>
-          <w:rPr>
-            <w:rFonts w:ascii="MS Gothic" w:eastAsia="MS Gothic" w:hAnsi="MS Gothic" w:cs="MS Gothic"/>
-            <w:sz w:val="21"/>
-          </w:rPr>
-          <w:id w:val="100000011"/>
-          <w14:checkbox>
-            <w14:checked w14:val="0"/>
-            <w14:checkedState w14:val="2612" w14:font="MS Gothic"/>
-            <w14:uncheckedState w14:val="2610" w14:font="MS Gothic"/>
-          </w14:checkbox>
-        </w:sdtPr>
-        <w:sdtEndPr/>
-        <w:sdtContent>
-          <w:r>
-            <w:rPr>
-              <w:rFonts w:ascii="MS Gothic" w:eastAsia="MS Gothic" w:hAnsi="MS Gothic" w:cs="MS Gothic"/>
-              <w:sz w:val="21"/>
-            </w:rPr>
-            <w:t>☐</w:t>
-          </w:r>
-        </w:sdtContent>
-      </w:sdt>
       <w:r>
         <w:rPr>
           <w:rFonts w:ascii="Microsoft YaHei" w:hAnsi="Microsoft YaHei" w:eastAsia="Microsoft YaHei" w:cs="Microsoft YaHei"/>
           <w:b w:val="0"/>
           <w:sz w:val="21"/>
         </w:rPr>
-        <w:t xml:space="preserve"> SC2 OpenSpec：</w:t>
+        <w:t>[ ] SC2 OpenSpec：</w:t>
       </w:r>
       <w:r>
         <w:rPr>
@@ -11594,37 +11593,13 @@
         <w:pStyle w:val="ListBullet"/>
         <w:spacing w:after="60"/>
       </w:pPr>
-      <w:sdt>
-        <w:sdtPr>
-          <w:rPr>
-            <w:rFonts w:ascii="MS Gothic" w:eastAsia="MS Gothic" w:hAnsi="MS Gothic" w:cs="MS Gothic"/>
-            <w:sz w:val="21"/>
-          </w:rPr>
-          <w:id w:val="100000012"/>
-          <w14:checkbox>
-            <w14:checked w14:val="0"/>
-            <w14:checkedState w14:val="2612" w14:font="MS Gothic"/>
-            <w14:uncheckedState w14:val="2610" w14:font="MS Gothic"/>
-          </w14:checkbox>
-        </w:sdtPr>
-        <w:sdtEndPr/>
-        <w:sdtContent>
-          <w:r>
-            <w:rPr>
-              <w:rFonts w:ascii="MS Gothic" w:eastAsia="MS Gothic" w:hAnsi="MS Gothic" w:cs="MS Gothic"/>
-              <w:sz w:val="21"/>
-            </w:rPr>
-            <w:t>☐</w:t>
-          </w:r>
-        </w:sdtContent>
-      </w:sdt>
       <w:r>
         <w:rPr>
           <w:rFonts w:ascii="Microsoft YaHei" w:hAnsi="Microsoft YaHei" w:eastAsia="Microsoft YaHei" w:cs="Microsoft YaHei"/>
           <w:b w:val="0"/>
           <w:sz w:val="21"/>
         </w:rPr>
-        <w:t xml:space="preserve"> </w:t>
+        <w:t xml:space="preserve">[ ] </w:t>
       </w:r>
       <w:r>
         <w:rPr>
@@ -11648,37 +11623,13 @@
         <w:pStyle w:val="ListBullet"/>
         <w:spacing w:after="60"/>
       </w:pPr>
-      <w:sdt>
-        <w:sdtPr>
-          <w:rPr>
-            <w:rFonts w:ascii="MS Gothic" w:eastAsia="MS Gothic" w:hAnsi="MS Gothic" w:cs="MS Gothic"/>
-            <w:sz w:val="21"/>
-          </w:rPr>
-          <w:id w:val="100000013"/>
-          <w14:checkbox>
-            <w14:checked w14:val="0"/>
-            <w14:checkedState w14:val="2612" w14:font="MS Gothic"/>
-            <w14:uncheckedState w14:val="2610" w14:font="MS Gothic"/>
-          </w14:checkbox>
-        </w:sdtPr>
-        <w:sdtEndPr/>
-        <w:sdtContent>
-          <w:r>
-            <w:rPr>
-              <w:rFonts w:ascii="MS Gothic" w:eastAsia="MS Gothic" w:hAnsi="MS Gothic" w:cs="MS Gothic"/>
-              <w:sz w:val="21"/>
-            </w:rPr>
-            <w:t>☐</w:t>
-          </w:r>
-        </w:sdtContent>
-      </w:sdt>
       <w:r>
         <w:rPr>
           <w:rFonts w:ascii="Microsoft YaHei" w:hAnsi="Microsoft YaHei" w:eastAsia="Microsoft YaHei" w:cs="Microsoft YaHei"/>
           <w:b w:val="0"/>
           <w:sz w:val="21"/>
         </w:rPr>
-        <w:t xml:space="preserve"> OEM 数据隔离方案、错误处理/回滚 SOP 模板</w:t>
+        <w:t>[ ] OEM 数据隔离方案、错误处理/回滚 SOP 模板</w:t>
       </w:r>
     </w:p>
     <w:p>
@@ -11686,37 +11637,13 @@
         <w:pStyle w:val="ListBullet"/>
         <w:spacing w:after="60"/>
       </w:pPr>
-      <w:sdt>
-        <w:sdtPr>
-          <w:rPr>
-            <w:rFonts w:ascii="MS Gothic" w:eastAsia="MS Gothic" w:hAnsi="MS Gothic" w:cs="MS Gothic"/>
-            <w:sz w:val="21"/>
-          </w:rPr>
-          <w:id w:val="100000014"/>
-          <w14:checkbox>
-            <w14:checked w14:val="0"/>
-            <w14:checkedState w14:val="2612" w14:font="MS Gothic"/>
-            <w14:uncheckedState w14:val="2610" w14:font="MS Gothic"/>
-          </w14:checkbox>
-        </w:sdtPr>
-        <w:sdtEndPr/>
-        <w:sdtContent>
-          <w:r>
-            <w:rPr>
-              <w:rFonts w:ascii="MS Gothic" w:eastAsia="MS Gothic" w:hAnsi="MS Gothic" w:cs="MS Gothic"/>
-              <w:sz w:val="21"/>
-            </w:rPr>
-            <w:t>☐</w:t>
-          </w:r>
-        </w:sdtContent>
-      </w:sdt>
       <w:r>
         <w:rPr>
           <w:rFonts w:ascii="Microsoft YaHei" w:hAnsi="Microsoft YaHei" w:eastAsia="Microsoft YaHei" w:cs="Microsoft YaHei"/>
           <w:b w:val="0"/>
           <w:sz w:val="21"/>
         </w:rPr>
-        <w:t xml:space="preserve"> </w:t>
+        <w:t xml:space="preserve">[ ] </w:t>
       </w:r>
       <w:r>
         <w:rPr>
@@ -11740,37 +11667,13 @@
         <w:pStyle w:val="ListBullet"/>
         <w:spacing w:after="60"/>
       </w:pPr>
-      <w:sdt>
-        <w:sdtPr>
-          <w:rPr>
-            <w:rFonts w:ascii="MS Gothic" w:eastAsia="MS Gothic" w:hAnsi="MS Gothic" w:cs="MS Gothic"/>
-            <w:sz w:val="21"/>
-          </w:rPr>
-          <w:id w:val="100000015"/>
-          <w14:checkbox>
-            <w14:checked w14:val="1"/>
-            <w14:checkedState w14:val="2612" w14:font="MS Gothic"/>
-            <w14:uncheckedState w14:val="2610" w14:font="MS Gothic"/>
-          </w14:checkbox>
-        </w:sdtPr>
-        <w:sdtEndPr/>
-        <w:sdtContent>
-          <w:r>
-            <w:rPr>
-              <w:rFonts w:ascii="MS Gothic" w:eastAsia="MS Gothic" w:hAnsi="MS Gothic" w:cs="MS Gothic"/>
-              <w:sz w:val="21"/>
-            </w:rPr>
-            <w:t>☒</w:t>
-          </w:r>
-        </w:sdtContent>
-      </w:sdt>
       <w:r>
         <w:rPr>
           <w:rFonts w:ascii="Microsoft YaHei" w:hAnsi="Microsoft YaHei" w:eastAsia="Microsoft YaHei" w:cs="Microsoft YaHei"/>
           <w:b w:val="0"/>
           <w:sz w:val="21"/>
         </w:rPr>
-        <w:t xml:space="preserve"> ~~</w:t>
+        <w:t>[x] ~~</w:t>
       </w:r>
       <w:r>
         <w:rPr>
@@ -11890,37 +11793,13 @@
         <w:pStyle w:val="ListBullet"/>
         <w:spacing w:after="60"/>
       </w:pPr>
-      <w:sdt>
-        <w:sdtPr>
-          <w:rPr>
-            <w:rFonts w:ascii="MS Gothic" w:eastAsia="MS Gothic" w:hAnsi="MS Gothic" w:cs="MS Gothic"/>
-            <w:sz w:val="21"/>
-          </w:rPr>
-          <w:id w:val="100000016"/>
-          <w14:checkbox>
-            <w14:checked w14:val="0"/>
-            <w14:checkedState w14:val="2612" w14:font="MS Gothic"/>
-            <w14:uncheckedState w14:val="2610" w14:font="MS Gothic"/>
-          </w14:checkbox>
-        </w:sdtPr>
-        <w:sdtEndPr/>
-        <w:sdtContent>
-          <w:r>
-            <w:rPr>
-              <w:rFonts w:ascii="MS Gothic" w:eastAsia="MS Gothic" w:hAnsi="MS Gothic" w:cs="MS Gothic"/>
-              <w:sz w:val="21"/>
-            </w:rPr>
-            <w:t>☐</w:t>
-          </w:r>
-        </w:sdtContent>
-      </w:sdt>
       <w:r>
         <w:rPr>
           <w:rFonts w:ascii="Microsoft YaHei" w:hAnsi="Microsoft YaHei" w:eastAsia="Microsoft YaHei" w:cs="Microsoft YaHei"/>
           <w:b w:val="0"/>
           <w:sz w:val="21"/>
         </w:rPr>
-        <w:t xml:space="preserve"> </w:t>
+        <w:t xml:space="preserve">[ ] </w:t>
       </w:r>
       <w:r>
         <w:rPr>
@@ -11944,37 +11823,13 @@
         <w:pStyle w:val="ListBullet"/>
         <w:spacing w:after="60"/>
       </w:pPr>
-      <w:sdt>
-        <w:sdtPr>
-          <w:rPr>
-            <w:rFonts w:ascii="MS Gothic" w:eastAsia="MS Gothic" w:hAnsi="MS Gothic" w:cs="MS Gothic"/>
-            <w:sz w:val="21"/>
-          </w:rPr>
-          <w:id w:val="100000017"/>
-          <w14:checkbox>
-            <w14:checked w14:val="0"/>
-            <w14:checkedState w14:val="2612" w14:font="MS Gothic"/>
-            <w14:uncheckedState w14:val="2610" w14:font="MS Gothic"/>
-          </w14:checkbox>
-        </w:sdtPr>
-        <w:sdtEndPr/>
-        <w:sdtContent>
-          <w:r>
-            <w:rPr>
-              <w:rFonts w:ascii="MS Gothic" w:eastAsia="MS Gothic" w:hAnsi="MS Gothic" w:cs="MS Gothic"/>
-              <w:sz w:val="21"/>
-            </w:rPr>
-            <w:t>☐</w:t>
-          </w:r>
-        </w:sdtContent>
-      </w:sdt>
       <w:r>
         <w:rPr>
           <w:rFonts w:ascii="Microsoft YaHei" w:hAnsi="Microsoft YaHei" w:eastAsia="Microsoft YaHei" w:cs="Microsoft YaHei"/>
           <w:b w:val="0"/>
           <w:sz w:val="21"/>
         </w:rPr>
-        <w:t xml:space="preserve"> </w:t>
+        <w:t xml:space="preserve">[ ] </w:t>
       </w:r>
       <w:r>
         <w:rPr>
@@ -12013,37 +11868,13 @@
         <w:pStyle w:val="ListBullet"/>
         <w:spacing w:after="60"/>
       </w:pPr>
-      <w:sdt>
-        <w:sdtPr>
-          <w:rPr>
-            <w:rFonts w:ascii="MS Gothic" w:eastAsia="MS Gothic" w:hAnsi="MS Gothic" w:cs="MS Gothic"/>
-            <w:sz w:val="21"/>
-          </w:rPr>
-          <w:id w:val="100000018"/>
-          <w14:checkbox>
-            <w14:checked w14:val="0"/>
-            <w14:checkedState w14:val="2612" w14:font="MS Gothic"/>
-            <w14:uncheckedState w14:val="2610" w14:font="MS Gothic"/>
-          </w14:checkbox>
-        </w:sdtPr>
-        <w:sdtEndPr/>
-        <w:sdtContent>
-          <w:r>
-            <w:rPr>
-              <w:rFonts w:ascii="MS Gothic" w:eastAsia="MS Gothic" w:hAnsi="MS Gothic" w:cs="MS Gothic"/>
-              <w:sz w:val="21"/>
-            </w:rPr>
-            <w:t>☐</w:t>
-          </w:r>
-        </w:sdtContent>
-      </w:sdt>
       <w:r>
         <w:rPr>
           <w:rFonts w:ascii="Microsoft YaHei" w:hAnsi="Microsoft YaHei" w:eastAsia="Microsoft YaHei" w:cs="Microsoft YaHei"/>
           <w:b w:val="0"/>
           <w:sz w:val="21"/>
         </w:rPr>
-        <w:t xml:space="preserve"> SC2 开发上线</w:t>
+        <w:t>[ ] SC2 开发上线</w:t>
       </w:r>
     </w:p>
     <w:p>
@@ -12051,37 +11882,13 @@
         <w:pStyle w:val="ListBullet"/>
         <w:spacing w:after="60"/>
       </w:pPr>
-      <w:sdt>
-        <w:sdtPr>
-          <w:rPr>
-            <w:rFonts w:ascii="MS Gothic" w:eastAsia="MS Gothic" w:hAnsi="MS Gothic" w:cs="MS Gothic"/>
-            <w:sz w:val="21"/>
-          </w:rPr>
-          <w:id w:val="100000019"/>
-          <w14:checkbox>
-            <w14:checked w14:val="0"/>
-            <w14:checkedState w14:val="2612" w14:font="MS Gothic"/>
-            <w14:uncheckedState w14:val="2610" w14:font="MS Gothic"/>
-          </w14:checkbox>
-        </w:sdtPr>
-        <w:sdtEndPr/>
-        <w:sdtContent>
-          <w:r>
-            <w:rPr>
-              <w:rFonts w:ascii="MS Gothic" w:eastAsia="MS Gothic" w:hAnsi="MS Gothic" w:cs="MS Gothic"/>
-              <w:sz w:val="21"/>
-            </w:rPr>
-            <w:t>☐</w:t>
-          </w:r>
-        </w:sdtContent>
-      </w:sdt>
       <w:r>
         <w:rPr>
           <w:rFonts w:ascii="Microsoft YaHei" w:hAnsi="Microsoft YaHei" w:eastAsia="Microsoft YaHei" w:cs="Microsoft YaHei"/>
           <w:b w:val="0"/>
           <w:sz w:val="21"/>
         </w:rPr>
-        <w:t xml:space="preserve"> FI1 OpenSpec + 开发</w:t>
+        <w:t>[ ] FI1 OpenSpec + 开发</w:t>
       </w:r>
     </w:p>
     <w:p>
@@ -12089,37 +11896,13 @@
         <w:pStyle w:val="ListBullet"/>
         <w:spacing w:after="60"/>
       </w:pPr>
-      <w:sdt>
-        <w:sdtPr>
-          <w:rPr>
-            <w:rFonts w:ascii="MS Gothic" w:eastAsia="MS Gothic" w:hAnsi="MS Gothic" w:cs="MS Gothic"/>
-            <w:sz w:val="21"/>
-          </w:rPr>
-          <w:id w:val="100000020"/>
-          <w14:checkbox>
-            <w14:checked w14:val="0"/>
-            <w14:checkedState w14:val="2612" w14:font="MS Gothic"/>
-            <w14:uncheckedState w14:val="2610" w14:font="MS Gothic"/>
-          </w14:checkbox>
-        </w:sdtPr>
-        <w:sdtEndPr/>
-        <w:sdtContent>
-          <w:r>
-            <w:rPr>
-              <w:rFonts w:ascii="MS Gothic" w:eastAsia="MS Gothic" w:hAnsi="MS Gothic" w:cs="MS Gothic"/>
-              <w:sz w:val="21"/>
-            </w:rPr>
-            <w:t>☐</w:t>
-          </w:r>
-        </w:sdtContent>
-      </w:sdt>
       <w:r>
         <w:rPr>
           <w:rFonts w:ascii="Microsoft YaHei" w:hAnsi="Microsoft YaHei" w:eastAsia="Microsoft YaHei" w:cs="Microsoft YaHei"/>
           <w:b w:val="0"/>
           <w:sz w:val="21"/>
         </w:rPr>
-        <w:t xml:space="preserve"> 三部门启动会（财务/销售/运营 AI 对接人确认）</w:t>
+        <w:t>[ ] 三部门启动会（财务/销售/运营 AI 对接人确认）</w:t>
       </w:r>
     </w:p>
     <w:p>
@@ -12127,37 +11910,13 @@
         <w:pStyle w:val="ListBullet"/>
         <w:spacing w:after="60"/>
       </w:pPr>
-      <w:sdt>
-        <w:sdtPr>
-          <w:rPr>
-            <w:rFonts w:ascii="MS Gothic" w:eastAsia="MS Gothic" w:hAnsi="MS Gothic" w:cs="MS Gothic"/>
-            <w:sz w:val="21"/>
-          </w:rPr>
-          <w:id w:val="100000021"/>
-          <w14:checkbox>
-            <w14:checked w14:val="0"/>
-            <w14:checkedState w14:val="2612" w14:font="MS Gothic"/>
-            <w14:uncheckedState w14:val="2610" w14:font="MS Gothic"/>
-          </w14:checkbox>
-        </w:sdtPr>
-        <w:sdtEndPr/>
-        <w:sdtContent>
-          <w:r>
-            <w:rPr>
-              <w:rFonts w:ascii="MS Gothic" w:eastAsia="MS Gothic" w:hAnsi="MS Gothic" w:cs="MS Gothic"/>
-              <w:sz w:val="21"/>
-            </w:rPr>
-            <w:t>☐</w:t>
-          </w:r>
-        </w:sdtContent>
-      </w:sdt>
       <w:r>
         <w:rPr>
           <w:rFonts w:ascii="Microsoft YaHei" w:hAnsi="Microsoft YaHei" w:eastAsia="Microsoft YaHei" w:cs="Microsoft YaHei"/>
           <w:b w:val="0"/>
           <w:sz w:val="21"/>
         </w:rPr>
-        <w:t xml:space="preserve"> U9C MCP Server v0.1 完成只读接口</w:t>
+        <w:t>[ ] U9C MCP Server v0.1 完成只读接口</w:t>
       </w:r>
     </w:p>
     <w:p>

--- a/1-转型规划/0-全景路线图/卓品智能AI转型实施计划（最新版）.docx
+++ b/1-转型规划/0-全景路线图/卓品智能AI转型实施计划（最新版）.docx
@@ -12,7 +12,7 @@
           <w:b/>
           <w:sz w:val="24"/>
         </w:rPr>
-        <w:t>卓品智能科技股份有限公司</w:t>
+        <w:t>卓品智能科技</w:t>
       </w:r>
     </w:p>
     <w:p>
@@ -27,19 +27,6 @@
           <w:sz w:val="40"/>
         </w:rPr>
         <w:t>卓品智能 AI 转型实施计划（最新版）</w:t>
-      </w:r>
-    </w:p>
-    <w:p>
-      <w:pPr>
-        <w:jc w:val="center"/>
-      </w:pPr>
-      <w:r>
-        <w:rPr>
-          <w:rFonts w:ascii="Microsoft YaHei" w:hAnsi="Microsoft YaHei" w:eastAsia="Microsoft YaHei" w:cs="Microsoft YaHei"/>
-          <w:color w:val="555555"/>
-          <w:sz w:val="21"/>
-        </w:rPr>
-        <w:t>实施计划 · House 默认 Word 式样</w:t>
       </w:r>
     </w:p>
     <w:p/>
@@ -7535,7 +7522,7 @@
           <w:rFonts w:ascii="NSimSun" w:hAnsi="NSimSun" w:eastAsia="NSimSun" w:cs="NSimSun"/>
           <w:sz w:val="17"/>
         </w:rPr>
-        <w:t xml:space="preserve">       → 半年度总结：**目标 9-11 个场景上线或试点中**〔🔴 **v10 2026-09-17 标待裁、未改**：八场景前拉后 S1 期内场景数 12→**18**，本目标已不自洽，属 Shao Peishen 拍板项〕（🔴 v7 由 11-13 再下调：Q1／Q5 下架后 S1 期内只剩</w:t>
+        <w:t xml:space="preserve">       → 半年度总结：**目标 9-11 个场景上线或试点中**〔✅ **v11 2026-09-19 已裁（Shao Peishen 答 `1a`）：9-11 保持不动**，另记独立读数**「S1 期内启动 18 个场景」**；两数并列不合并——**9-11 量「上线或试点中」、18 量「排期内开工」，启动 ≠ 上线**。落字件＝`1-转型规划/0-全景路线图/定夺落字件-工期重估三处待裁-2026-09-19.md`〕（🔴 v7 由 11-13 再下调：Q1／Q5 下架后 S1 期内只剩</w:t>
       </w:r>
     </w:p>
     <w:p>
@@ -11328,13 +11315,37 @@
         <w:pStyle w:val="ListBullet"/>
         <w:spacing w:after="60"/>
       </w:pPr>
+      <w:sdt>
+        <w:sdtPr>
+          <w:rPr>
+            <w:rFonts w:ascii="MS Gothic" w:eastAsia="MS Gothic" w:hAnsi="MS Gothic" w:cs="MS Gothic"/>
+            <w:sz w:val="21"/>
+          </w:rPr>
+          <w:id w:val="100000001"/>
+          <w14:checkbox>
+            <w14:checked w14:val="0"/>
+            <w14:checkedState w14:val="2612" w14:font="MS Gothic"/>
+            <w14:uncheckedState w14:val="2610" w14:font="MS Gothic"/>
+          </w14:checkbox>
+        </w:sdtPr>
+        <w:sdtEndPr/>
+        <w:sdtContent>
+          <w:r>
+            <w:rPr>
+              <w:rFonts w:ascii="MS Gothic" w:eastAsia="MS Gothic" w:hAnsi="MS Gothic" w:cs="MS Gothic"/>
+              <w:sz w:val="21"/>
+            </w:rPr>
+            <w:t>☐</w:t>
+          </w:r>
+        </w:sdtContent>
+      </w:sdt>
       <w:r>
         <w:rPr>
           <w:rFonts w:ascii="Microsoft YaHei" w:hAnsi="Microsoft YaHei" w:eastAsia="Microsoft YaHei" w:cs="Microsoft YaHei"/>
           <w:b w:val="0"/>
           <w:sz w:val="21"/>
         </w:rPr>
-        <w:t>[ ] SC1：先 mock 跑通全链条逻辑；6/12 供应商注册+首批交期反馈后切真实</w:t>
+        <w:t xml:space="preserve"> SC1：先 mock 跑通全链条逻辑；6/12 供应商注册+首批交期反馈后切真实</w:t>
       </w:r>
     </w:p>
     <w:p>
@@ -11342,13 +11353,37 @@
         <w:pStyle w:val="ListBullet"/>
         <w:spacing w:after="60"/>
       </w:pPr>
+      <w:sdt>
+        <w:sdtPr>
+          <w:rPr>
+            <w:rFonts w:ascii="MS Gothic" w:eastAsia="MS Gothic" w:hAnsi="MS Gothic" w:cs="MS Gothic"/>
+            <w:sz w:val="21"/>
+          </w:rPr>
+          <w:id w:val="100000002"/>
+          <w14:checkbox>
+            <w14:checked w14:val="0"/>
+            <w14:checkedState w14:val="2612" w14:font="MS Gothic"/>
+            <w14:uncheckedState w14:val="2610" w14:font="MS Gothic"/>
+          </w14:checkbox>
+        </w:sdtPr>
+        <w:sdtEndPr/>
+        <w:sdtContent>
+          <w:r>
+            <w:rPr>
+              <w:rFonts w:ascii="MS Gothic" w:eastAsia="MS Gothic" w:hAnsi="MS Gothic" w:cs="MS Gothic"/>
+              <w:sz w:val="21"/>
+            </w:rPr>
+            <w:t>☐</w:t>
+          </w:r>
+        </w:sdtContent>
+      </w:sdt>
       <w:r>
         <w:rPr>
           <w:rFonts w:ascii="Microsoft YaHei" w:hAnsi="Microsoft YaHei" w:eastAsia="Microsoft YaHei" w:cs="Microsoft YaHei"/>
           <w:b w:val="0"/>
           <w:sz w:val="21"/>
         </w:rPr>
-        <w:t>[ ] 供应商基础数据表：采购团队填写 IQC/财务/单源状态</w:t>
+        <w:t xml:space="preserve"> 供应商基础数据表：采购团队填写 IQC/财务/单源状态</w:t>
       </w:r>
     </w:p>
     <w:p>
@@ -11356,13 +11391,37 @@
         <w:pStyle w:val="ListBullet"/>
         <w:spacing w:after="60"/>
       </w:pPr>
+      <w:sdt>
+        <w:sdtPr>
+          <w:rPr>
+            <w:rFonts w:ascii="MS Gothic" w:eastAsia="MS Gothic" w:hAnsi="MS Gothic" w:cs="MS Gothic"/>
+            <w:sz w:val="21"/>
+          </w:rPr>
+          <w:id w:val="100000003"/>
+          <w14:checkbox>
+            <w14:checked w14:val="0"/>
+            <w14:checkedState w14:val="2612" w14:font="MS Gothic"/>
+            <w14:uncheckedState w14:val="2610" w14:font="MS Gothic"/>
+          </w14:checkbox>
+        </w:sdtPr>
+        <w:sdtEndPr/>
+        <w:sdtContent>
+          <w:r>
+            <w:rPr>
+              <w:rFonts w:ascii="MS Gothic" w:eastAsia="MS Gothic" w:hAnsi="MS Gothic" w:cs="MS Gothic"/>
+              <w:sz w:val="21"/>
+            </w:rPr>
+            <w:t>☐</w:t>
+          </w:r>
+        </w:sdtContent>
+      </w:sdt>
       <w:r>
         <w:rPr>
           <w:rFonts w:ascii="Microsoft YaHei" w:hAnsi="Microsoft YaHei" w:eastAsia="Microsoft YaHei" w:cs="Microsoft YaHei"/>
           <w:b w:val="0"/>
           <w:sz w:val="21"/>
         </w:rPr>
-        <w:t xml:space="preserve">[ ] </w:t>
+        <w:t xml:space="preserve"> </w:t>
       </w:r>
       <w:r>
         <w:rPr>
@@ -11402,13 +11461,37 @@
         <w:pStyle w:val="ListBullet"/>
         <w:spacing w:after="60"/>
       </w:pPr>
+      <w:sdt>
+        <w:sdtPr>
+          <w:rPr>
+            <w:rFonts w:ascii="MS Gothic" w:eastAsia="MS Gothic" w:hAnsi="MS Gothic" w:cs="MS Gothic"/>
+            <w:sz w:val="21"/>
+          </w:rPr>
+          <w:id w:val="100000004"/>
+          <w14:checkbox>
+            <w14:checked w14:val="0"/>
+            <w14:checkedState w14:val="2612" w14:font="MS Gothic"/>
+            <w14:uncheckedState w14:val="2610" w14:font="MS Gothic"/>
+          </w14:checkbox>
+        </w:sdtPr>
+        <w:sdtEndPr/>
+        <w:sdtContent>
+          <w:r>
+            <w:rPr>
+              <w:rFonts w:ascii="MS Gothic" w:eastAsia="MS Gothic" w:hAnsi="MS Gothic" w:cs="MS Gothic"/>
+              <w:sz w:val="21"/>
+            </w:rPr>
+            <w:t>☐</w:t>
+          </w:r>
+        </w:sdtContent>
+      </w:sdt>
       <w:r>
         <w:rPr>
           <w:rFonts w:ascii="Microsoft YaHei" w:hAnsi="Microsoft YaHei" w:eastAsia="Microsoft YaHei" w:cs="Microsoft YaHei"/>
           <w:b w:val="0"/>
           <w:sz w:val="21"/>
         </w:rPr>
-        <w:t xml:space="preserve">[ ] </w:t>
+        <w:t xml:space="preserve"> </w:t>
       </w:r>
       <w:r>
         <w:rPr>
@@ -11432,13 +11515,37 @@
         <w:pStyle w:val="ListBullet"/>
         <w:spacing w:after="60"/>
       </w:pPr>
+      <w:sdt>
+        <w:sdtPr>
+          <w:rPr>
+            <w:rFonts w:ascii="MS Gothic" w:eastAsia="MS Gothic" w:hAnsi="MS Gothic" w:cs="MS Gothic"/>
+            <w:sz w:val="21"/>
+          </w:rPr>
+          <w:id w:val="100000005"/>
+          <w14:checkbox>
+            <w14:checked w14:val="0"/>
+            <w14:checkedState w14:val="2612" w14:font="MS Gothic"/>
+            <w14:uncheckedState w14:val="2610" w14:font="MS Gothic"/>
+          </w14:checkbox>
+        </w:sdtPr>
+        <w:sdtEndPr/>
+        <w:sdtContent>
+          <w:r>
+            <w:rPr>
+              <w:rFonts w:ascii="MS Gothic" w:eastAsia="MS Gothic" w:hAnsi="MS Gothic" w:cs="MS Gothic"/>
+              <w:sz w:val="21"/>
+            </w:rPr>
+            <w:t>☐</w:t>
+          </w:r>
+        </w:sdtContent>
+      </w:sdt>
       <w:r>
         <w:rPr>
           <w:rFonts w:ascii="Microsoft YaHei" w:hAnsi="Microsoft YaHei" w:eastAsia="Microsoft YaHei" w:cs="Microsoft YaHei"/>
           <w:b w:val="0"/>
           <w:sz w:val="21"/>
         </w:rPr>
-        <w:t>[ ] （非紧急）《实施计划》《全景规划》Word 版下次新 Cowork 会话刷新（本会话挂载缓存异常，.md 源已正确）</w:t>
+        <w:t xml:space="preserve"> （非紧急）《实施计划》《全景规划》Word 版下次新 Cowork 会话刷新（本会话挂载缓存异常，.md 源已正确）</w:t>
       </w:r>
     </w:p>
     <w:p>
@@ -11461,13 +11568,37 @@
         <w:pStyle w:val="ListBullet"/>
         <w:spacing w:after="60"/>
       </w:pPr>
+      <w:sdt>
+        <w:sdtPr>
+          <w:rPr>
+            <w:rFonts w:ascii="MS Gothic" w:eastAsia="MS Gothic" w:hAnsi="MS Gothic" w:cs="MS Gothic"/>
+            <w:sz w:val="21"/>
+          </w:rPr>
+          <w:id w:val="100000006"/>
+          <w14:checkbox>
+            <w14:checked w14:val="1"/>
+            <w14:checkedState w14:val="2612" w14:font="MS Gothic"/>
+            <w14:uncheckedState w14:val="2610" w14:font="MS Gothic"/>
+          </w14:checkbox>
+        </w:sdtPr>
+        <w:sdtEndPr/>
+        <w:sdtContent>
+          <w:r>
+            <w:rPr>
+              <w:rFonts w:ascii="MS Gothic" w:eastAsia="MS Gothic" w:hAnsi="MS Gothic" w:cs="MS Gothic"/>
+              <w:sz w:val="21"/>
+            </w:rPr>
+            <w:t>☒</w:t>
+          </w:r>
+        </w:sdtContent>
+      </w:sdt>
       <w:r>
         <w:rPr>
           <w:rFonts w:ascii="Microsoft YaHei" w:hAnsi="Microsoft YaHei" w:eastAsia="Microsoft YaHei" w:cs="Microsoft YaHei"/>
           <w:b w:val="0"/>
           <w:sz w:val="21"/>
         </w:rPr>
-        <w:t xml:space="preserve">[x] 平台底座 </w:t>
+        <w:t xml:space="preserve"> 平台底座 </w:t>
       </w:r>
       <w:r>
         <w:rPr>
@@ -11491,13 +11622,37 @@
         <w:pStyle w:val="ListBullet"/>
         <w:spacing w:after="60"/>
       </w:pPr>
+      <w:sdt>
+        <w:sdtPr>
+          <w:rPr>
+            <w:rFonts w:ascii="MS Gothic" w:eastAsia="MS Gothic" w:hAnsi="MS Gothic" w:cs="MS Gothic"/>
+            <w:sz w:val="21"/>
+          </w:rPr>
+          <w:id w:val="100000007"/>
+          <w14:checkbox>
+            <w14:checked w14:val="1"/>
+            <w14:checkedState w14:val="2612" w14:font="MS Gothic"/>
+            <w14:uncheckedState w14:val="2610" w14:font="MS Gothic"/>
+          </w14:checkbox>
+        </w:sdtPr>
+        <w:sdtEndPr/>
+        <w:sdtContent>
+          <w:r>
+            <w:rPr>
+              <w:rFonts w:ascii="MS Gothic" w:eastAsia="MS Gothic" w:hAnsi="MS Gothic" w:cs="MS Gothic"/>
+              <w:sz w:val="21"/>
+            </w:rPr>
+            <w:t>☒</w:t>
+          </w:r>
+        </w:sdtContent>
+      </w:sdt>
       <w:r>
         <w:rPr>
           <w:rFonts w:ascii="Microsoft YaHei" w:hAnsi="Microsoft YaHei" w:eastAsia="Microsoft YaHei" w:cs="Microsoft YaHei"/>
           <w:b w:val="0"/>
           <w:sz w:val="21"/>
         </w:rPr>
-        <w:t>[x] U9C MCP 接口申请起草（《U9C-ERP-MCP接口申请.md》）——待定稿后 7/1 提交 IT</w:t>
+        <w:t xml:space="preserve"> U9C MCP 接口申请起草（《U9C-ERP-MCP接口申请.md》）——待定稿后 7/1 提交 IT</w:t>
       </w:r>
     </w:p>
     <w:p>
@@ -11505,13 +11660,37 @@
         <w:pStyle w:val="ListBullet"/>
         <w:spacing w:after="60"/>
       </w:pPr>
+      <w:sdt>
+        <w:sdtPr>
+          <w:rPr>
+            <w:rFonts w:ascii="MS Gothic" w:eastAsia="MS Gothic" w:hAnsi="MS Gothic" w:cs="MS Gothic"/>
+            <w:sz w:val="21"/>
+          </w:rPr>
+          <w:id w:val="100000008"/>
+          <w14:checkbox>
+            <w14:checked w14:val="0"/>
+            <w14:checkedState w14:val="2612" w14:font="MS Gothic"/>
+            <w14:uncheckedState w14:val="2610" w14:font="MS Gothic"/>
+          </w14:checkbox>
+        </w:sdtPr>
+        <w:sdtEndPr/>
+        <w:sdtContent>
+          <w:r>
+            <w:rPr>
+              <w:rFonts w:ascii="MS Gothic" w:eastAsia="MS Gothic" w:hAnsi="MS Gothic" w:cs="MS Gothic"/>
+              <w:sz w:val="21"/>
+            </w:rPr>
+            <w:t>☐</w:t>
+          </w:r>
+        </w:sdtContent>
+      </w:sdt>
       <w:r>
         <w:rPr>
           <w:rFonts w:ascii="Microsoft YaHei" w:hAnsi="Microsoft YaHei" w:eastAsia="Microsoft YaHei" w:cs="Microsoft YaHei"/>
           <w:b w:val="0"/>
           <w:sz w:val="21"/>
         </w:rPr>
-        <w:t>[ ] SC1 改造为 import 平台包（消除跨工程引用），等真实 SRM 数据一并收尾</w:t>
+        <w:t xml:space="preserve"> SC1 改造为 import 平台包（消除跨工程引用），等真实 SRM 数据一并收尾</w:t>
       </w:r>
     </w:p>
     <w:p>
@@ -11519,13 +11698,37 @@
         <w:pStyle w:val="ListBullet"/>
         <w:spacing w:after="60"/>
       </w:pPr>
+      <w:sdt>
+        <w:sdtPr>
+          <w:rPr>
+            <w:rFonts w:ascii="MS Gothic" w:eastAsia="MS Gothic" w:hAnsi="MS Gothic" w:cs="MS Gothic"/>
+            <w:sz w:val="21"/>
+          </w:rPr>
+          <w:id w:val="100000009"/>
+          <w14:checkbox>
+            <w14:checked w14:val="0"/>
+            <w14:checkedState w14:val="2612" w14:font="MS Gothic"/>
+            <w14:uncheckedState w14:val="2610" w14:font="MS Gothic"/>
+          </w14:checkbox>
+        </w:sdtPr>
+        <w:sdtEndPr/>
+        <w:sdtContent>
+          <w:r>
+            <w:rPr>
+              <w:rFonts w:ascii="MS Gothic" w:eastAsia="MS Gothic" w:hAnsi="MS Gothic" w:cs="MS Gothic"/>
+              <w:sz w:val="21"/>
+            </w:rPr>
+            <w:t>☐</w:t>
+          </w:r>
+        </w:sdtContent>
+      </w:sdt>
       <w:r>
         <w:rPr>
           <w:rFonts w:ascii="Microsoft YaHei" w:hAnsi="Microsoft YaHei" w:eastAsia="Microsoft YaHei" w:cs="Microsoft YaHei"/>
           <w:b w:val="0"/>
           <w:sz w:val="21"/>
         </w:rPr>
-        <w:t>[ ] SC1 正式上线：采购经理确认 → 数字员工档案更新 → GitHub v1.0 tag</w:t>
+        <w:t xml:space="preserve"> SC1 正式上线：采购经理确认 → 数字员工档案更新 → GitHub v1.0 tag</w:t>
       </w:r>
     </w:p>
     <w:p>
@@ -11533,13 +11736,37 @@
         <w:pStyle w:val="ListBullet"/>
         <w:spacing w:after="60"/>
       </w:pPr>
+      <w:sdt>
+        <w:sdtPr>
+          <w:rPr>
+            <w:rFonts w:ascii="MS Gothic" w:eastAsia="MS Gothic" w:hAnsi="MS Gothic" w:cs="MS Gothic"/>
+            <w:sz w:val="21"/>
+          </w:rPr>
+          <w:id w:val="100000010"/>
+          <w14:checkbox>
+            <w14:checked w14:val="0"/>
+            <w14:checkedState w14:val="2612" w14:font="MS Gothic"/>
+            <w14:uncheckedState w14:val="2610" w14:font="MS Gothic"/>
+          </w14:checkbox>
+        </w:sdtPr>
+        <w:sdtEndPr/>
+        <w:sdtContent>
+          <w:r>
+            <w:rPr>
+              <w:rFonts w:ascii="MS Gothic" w:eastAsia="MS Gothic" w:hAnsi="MS Gothic" w:cs="MS Gothic"/>
+              <w:sz w:val="21"/>
+            </w:rPr>
+            <w:t>☐</w:t>
+          </w:r>
+        </w:sdtContent>
+      </w:sdt>
       <w:r>
         <w:rPr>
           <w:rFonts w:ascii="Microsoft YaHei" w:hAnsi="Microsoft YaHei" w:eastAsia="Microsoft YaHei" w:cs="Microsoft YaHei"/>
           <w:b w:val="0"/>
           <w:sz w:val="21"/>
         </w:rPr>
-        <w:t xml:space="preserve">[ ] </w:t>
+        <w:t xml:space="preserve"> </w:t>
       </w:r>
       <w:r>
         <w:rPr>
@@ -11563,13 +11790,37 @@
         <w:pStyle w:val="ListBullet"/>
         <w:spacing w:after="60"/>
       </w:pPr>
+      <w:sdt>
+        <w:sdtPr>
+          <w:rPr>
+            <w:rFonts w:ascii="MS Gothic" w:eastAsia="MS Gothic" w:hAnsi="MS Gothic" w:cs="MS Gothic"/>
+            <w:sz w:val="21"/>
+          </w:rPr>
+          <w:id w:val="100000011"/>
+          <w14:checkbox>
+            <w14:checked w14:val="0"/>
+            <w14:checkedState w14:val="2612" w14:font="MS Gothic"/>
+            <w14:uncheckedState w14:val="2610" w14:font="MS Gothic"/>
+          </w14:checkbox>
+        </w:sdtPr>
+        <w:sdtEndPr/>
+        <w:sdtContent>
+          <w:r>
+            <w:rPr>
+              <w:rFonts w:ascii="MS Gothic" w:eastAsia="MS Gothic" w:hAnsi="MS Gothic" w:cs="MS Gothic"/>
+              <w:sz w:val="21"/>
+            </w:rPr>
+            <w:t>☐</w:t>
+          </w:r>
+        </w:sdtContent>
+      </w:sdt>
       <w:r>
         <w:rPr>
           <w:rFonts w:ascii="Microsoft YaHei" w:hAnsi="Microsoft YaHei" w:eastAsia="Microsoft YaHei" w:cs="Microsoft YaHei"/>
           <w:b w:val="0"/>
           <w:sz w:val="21"/>
         </w:rPr>
-        <w:t>[ ] SC2 OpenSpec：</w:t>
+        <w:t xml:space="preserve"> SC2 OpenSpec：</w:t>
       </w:r>
       <w:r>
         <w:rPr>
@@ -11593,13 +11844,37 @@
         <w:pStyle w:val="ListBullet"/>
         <w:spacing w:after="60"/>
       </w:pPr>
+      <w:sdt>
+        <w:sdtPr>
+          <w:rPr>
+            <w:rFonts w:ascii="MS Gothic" w:eastAsia="MS Gothic" w:hAnsi="MS Gothic" w:cs="MS Gothic"/>
+            <w:sz w:val="21"/>
+          </w:rPr>
+          <w:id w:val="100000012"/>
+          <w14:checkbox>
+            <w14:checked w14:val="0"/>
+            <w14:checkedState w14:val="2612" w14:font="MS Gothic"/>
+            <w14:uncheckedState w14:val="2610" w14:font="MS Gothic"/>
+          </w14:checkbox>
+        </w:sdtPr>
+        <w:sdtEndPr/>
+        <w:sdtContent>
+          <w:r>
+            <w:rPr>
+              <w:rFonts w:ascii="MS Gothic" w:eastAsia="MS Gothic" w:hAnsi="MS Gothic" w:cs="MS Gothic"/>
+              <w:sz w:val="21"/>
+            </w:rPr>
+            <w:t>☐</w:t>
+          </w:r>
+        </w:sdtContent>
+      </w:sdt>
       <w:r>
         <w:rPr>
           <w:rFonts w:ascii="Microsoft YaHei" w:hAnsi="Microsoft YaHei" w:eastAsia="Microsoft YaHei" w:cs="Microsoft YaHei"/>
           <w:b w:val="0"/>
           <w:sz w:val="21"/>
         </w:rPr>
-        <w:t xml:space="preserve">[ ] </w:t>
+        <w:t xml:space="preserve"> </w:t>
       </w:r>
       <w:r>
         <w:rPr>
@@ -11623,13 +11898,37 @@
         <w:pStyle w:val="ListBullet"/>
         <w:spacing w:after="60"/>
       </w:pPr>
+      <w:sdt>
+        <w:sdtPr>
+          <w:rPr>
+            <w:rFonts w:ascii="MS Gothic" w:eastAsia="MS Gothic" w:hAnsi="MS Gothic" w:cs="MS Gothic"/>
+            <w:sz w:val="21"/>
+          </w:rPr>
+          <w:id w:val="100000013"/>
+          <w14:checkbox>
+            <w14:checked w14:val="0"/>
+            <w14:checkedState w14:val="2612" w14:font="MS Gothic"/>
+            <w14:uncheckedState w14:val="2610" w14:font="MS Gothic"/>
+          </w14:checkbox>
+        </w:sdtPr>
+        <w:sdtEndPr/>
+        <w:sdtContent>
+          <w:r>
+            <w:rPr>
+              <w:rFonts w:ascii="MS Gothic" w:eastAsia="MS Gothic" w:hAnsi="MS Gothic" w:cs="MS Gothic"/>
+              <w:sz w:val="21"/>
+            </w:rPr>
+            <w:t>☐</w:t>
+          </w:r>
+        </w:sdtContent>
+      </w:sdt>
       <w:r>
         <w:rPr>
           <w:rFonts w:ascii="Microsoft YaHei" w:hAnsi="Microsoft YaHei" w:eastAsia="Microsoft YaHei" w:cs="Microsoft YaHei"/>
           <w:b w:val="0"/>
           <w:sz w:val="21"/>
         </w:rPr>
-        <w:t>[ ] OEM 数据隔离方案、错误处理/回滚 SOP 模板</w:t>
+        <w:t xml:space="preserve"> OEM 数据隔离方案、错误处理/回滚 SOP 模板</w:t>
       </w:r>
     </w:p>
     <w:p>
@@ -11637,13 +11936,37 @@
         <w:pStyle w:val="ListBullet"/>
         <w:spacing w:after="60"/>
       </w:pPr>
+      <w:sdt>
+        <w:sdtPr>
+          <w:rPr>
+            <w:rFonts w:ascii="MS Gothic" w:eastAsia="MS Gothic" w:hAnsi="MS Gothic" w:cs="MS Gothic"/>
+            <w:sz w:val="21"/>
+          </w:rPr>
+          <w:id w:val="100000014"/>
+          <w14:checkbox>
+            <w14:checked w14:val="0"/>
+            <w14:checkedState w14:val="2612" w14:font="MS Gothic"/>
+            <w14:uncheckedState w14:val="2610" w14:font="MS Gothic"/>
+          </w14:checkbox>
+        </w:sdtPr>
+        <w:sdtEndPr/>
+        <w:sdtContent>
+          <w:r>
+            <w:rPr>
+              <w:rFonts w:ascii="MS Gothic" w:eastAsia="MS Gothic" w:hAnsi="MS Gothic" w:cs="MS Gothic"/>
+              <w:sz w:val="21"/>
+            </w:rPr>
+            <w:t>☐</w:t>
+          </w:r>
+        </w:sdtContent>
+      </w:sdt>
       <w:r>
         <w:rPr>
           <w:rFonts w:ascii="Microsoft YaHei" w:hAnsi="Microsoft YaHei" w:eastAsia="Microsoft YaHei" w:cs="Microsoft YaHei"/>
           <w:b w:val="0"/>
           <w:sz w:val="21"/>
         </w:rPr>
-        <w:t xml:space="preserve">[ ] </w:t>
+        <w:t xml:space="preserve"> </w:t>
       </w:r>
       <w:r>
         <w:rPr>
@@ -11667,13 +11990,37 @@
         <w:pStyle w:val="ListBullet"/>
         <w:spacing w:after="60"/>
       </w:pPr>
+      <w:sdt>
+        <w:sdtPr>
+          <w:rPr>
+            <w:rFonts w:ascii="MS Gothic" w:eastAsia="MS Gothic" w:hAnsi="MS Gothic" w:cs="MS Gothic"/>
+            <w:sz w:val="21"/>
+          </w:rPr>
+          <w:id w:val="100000015"/>
+          <w14:checkbox>
+            <w14:checked w14:val="1"/>
+            <w14:checkedState w14:val="2612" w14:font="MS Gothic"/>
+            <w14:uncheckedState w14:val="2610" w14:font="MS Gothic"/>
+          </w14:checkbox>
+        </w:sdtPr>
+        <w:sdtEndPr/>
+        <w:sdtContent>
+          <w:r>
+            <w:rPr>
+              <w:rFonts w:ascii="MS Gothic" w:eastAsia="MS Gothic" w:hAnsi="MS Gothic" w:cs="MS Gothic"/>
+              <w:sz w:val="21"/>
+            </w:rPr>
+            <w:t>☒</w:t>
+          </w:r>
+        </w:sdtContent>
+      </w:sdt>
       <w:r>
         <w:rPr>
           <w:rFonts w:ascii="Microsoft YaHei" w:hAnsi="Microsoft YaHei" w:eastAsia="Microsoft YaHei" w:cs="Microsoft YaHei"/>
           <w:b w:val="0"/>
           <w:sz w:val="21"/>
         </w:rPr>
-        <w:t>[x] ~~</w:t>
+        <w:t xml:space="preserve"> ~~</w:t>
       </w:r>
       <w:r>
         <w:rPr>
@@ -11793,13 +12140,37 @@
         <w:pStyle w:val="ListBullet"/>
         <w:spacing w:after="60"/>
       </w:pPr>
+      <w:sdt>
+        <w:sdtPr>
+          <w:rPr>
+            <w:rFonts w:ascii="MS Gothic" w:eastAsia="MS Gothic" w:hAnsi="MS Gothic" w:cs="MS Gothic"/>
+            <w:sz w:val="21"/>
+          </w:rPr>
+          <w:id w:val="100000016"/>
+          <w14:checkbox>
+            <w14:checked w14:val="0"/>
+            <w14:checkedState w14:val="2612" w14:font="MS Gothic"/>
+            <w14:uncheckedState w14:val="2610" w14:font="MS Gothic"/>
+          </w14:checkbox>
+        </w:sdtPr>
+        <w:sdtEndPr/>
+        <w:sdtContent>
+          <w:r>
+            <w:rPr>
+              <w:rFonts w:ascii="MS Gothic" w:eastAsia="MS Gothic" w:hAnsi="MS Gothic" w:cs="MS Gothic"/>
+              <w:sz w:val="21"/>
+            </w:rPr>
+            <w:t>☐</w:t>
+          </w:r>
+        </w:sdtContent>
+      </w:sdt>
       <w:r>
         <w:rPr>
           <w:rFonts w:ascii="Microsoft YaHei" w:hAnsi="Microsoft YaHei" w:eastAsia="Microsoft YaHei" w:cs="Microsoft YaHei"/>
           <w:b w:val="0"/>
           <w:sz w:val="21"/>
         </w:rPr>
-        <w:t xml:space="preserve">[ ] </w:t>
+        <w:t xml:space="preserve"> </w:t>
       </w:r>
       <w:r>
         <w:rPr>
@@ -11823,13 +12194,37 @@
         <w:pStyle w:val="ListBullet"/>
         <w:spacing w:after="60"/>
       </w:pPr>
+      <w:sdt>
+        <w:sdtPr>
+          <w:rPr>
+            <w:rFonts w:ascii="MS Gothic" w:eastAsia="MS Gothic" w:hAnsi="MS Gothic" w:cs="MS Gothic"/>
+            <w:sz w:val="21"/>
+          </w:rPr>
+          <w:id w:val="100000017"/>
+          <w14:checkbox>
+            <w14:checked w14:val="0"/>
+            <w14:checkedState w14:val="2612" w14:font="MS Gothic"/>
+            <w14:uncheckedState w14:val="2610" w14:font="MS Gothic"/>
+          </w14:checkbox>
+        </w:sdtPr>
+        <w:sdtEndPr/>
+        <w:sdtContent>
+          <w:r>
+            <w:rPr>
+              <w:rFonts w:ascii="MS Gothic" w:eastAsia="MS Gothic" w:hAnsi="MS Gothic" w:cs="MS Gothic"/>
+              <w:sz w:val="21"/>
+            </w:rPr>
+            <w:t>☐</w:t>
+          </w:r>
+        </w:sdtContent>
+      </w:sdt>
       <w:r>
         <w:rPr>
           <w:rFonts w:ascii="Microsoft YaHei" w:hAnsi="Microsoft YaHei" w:eastAsia="Microsoft YaHei" w:cs="Microsoft YaHei"/>
           <w:b w:val="0"/>
           <w:sz w:val="21"/>
         </w:rPr>
-        <w:t xml:space="preserve">[ ] </w:t>
+        <w:t xml:space="preserve"> </w:t>
       </w:r>
       <w:r>
         <w:rPr>
@@ -11868,13 +12263,37 @@
         <w:pStyle w:val="ListBullet"/>
         <w:spacing w:after="60"/>
       </w:pPr>
+      <w:sdt>
+        <w:sdtPr>
+          <w:rPr>
+            <w:rFonts w:ascii="MS Gothic" w:eastAsia="MS Gothic" w:hAnsi="MS Gothic" w:cs="MS Gothic"/>
+            <w:sz w:val="21"/>
+          </w:rPr>
+          <w:id w:val="100000018"/>
+          <w14:checkbox>
+            <w14:checked w14:val="0"/>
+            <w14:checkedState w14:val="2612" w14:font="MS Gothic"/>
+            <w14:uncheckedState w14:val="2610" w14:font="MS Gothic"/>
+          </w14:checkbox>
+        </w:sdtPr>
+        <w:sdtEndPr/>
+        <w:sdtContent>
+          <w:r>
+            <w:rPr>
+              <w:rFonts w:ascii="MS Gothic" w:eastAsia="MS Gothic" w:hAnsi="MS Gothic" w:cs="MS Gothic"/>
+              <w:sz w:val="21"/>
+            </w:rPr>
+            <w:t>☐</w:t>
+          </w:r>
+        </w:sdtContent>
+      </w:sdt>
       <w:r>
         <w:rPr>
           <w:rFonts w:ascii="Microsoft YaHei" w:hAnsi="Microsoft YaHei" w:eastAsia="Microsoft YaHei" w:cs="Microsoft YaHei"/>
           <w:b w:val="0"/>
           <w:sz w:val="21"/>
         </w:rPr>
-        <w:t>[ ] SC2 开发上线</w:t>
+        <w:t xml:space="preserve"> SC2 开发上线</w:t>
       </w:r>
     </w:p>
     <w:p>
@@ -11882,13 +12301,37 @@
         <w:pStyle w:val="ListBullet"/>
         <w:spacing w:after="60"/>
       </w:pPr>
+      <w:sdt>
+        <w:sdtPr>
+          <w:rPr>
+            <w:rFonts w:ascii="MS Gothic" w:eastAsia="MS Gothic" w:hAnsi="MS Gothic" w:cs="MS Gothic"/>
+            <w:sz w:val="21"/>
+          </w:rPr>
+          <w:id w:val="100000019"/>
+          <w14:checkbox>
+            <w14:checked w14:val="0"/>
+            <w14:checkedState w14:val="2612" w14:font="MS Gothic"/>
+            <w14:uncheckedState w14:val="2610" w14:font="MS Gothic"/>
+          </w14:checkbox>
+        </w:sdtPr>
+        <w:sdtEndPr/>
+        <w:sdtContent>
+          <w:r>
+            <w:rPr>
+              <w:rFonts w:ascii="MS Gothic" w:eastAsia="MS Gothic" w:hAnsi="MS Gothic" w:cs="MS Gothic"/>
+              <w:sz w:val="21"/>
+            </w:rPr>
+            <w:t>☐</w:t>
+          </w:r>
+        </w:sdtContent>
+      </w:sdt>
       <w:r>
         <w:rPr>
           <w:rFonts w:ascii="Microsoft YaHei" w:hAnsi="Microsoft YaHei" w:eastAsia="Microsoft YaHei" w:cs="Microsoft YaHei"/>
           <w:b w:val="0"/>
           <w:sz w:val="21"/>
         </w:rPr>
-        <w:t>[ ] FI1 OpenSpec + 开发</w:t>
+        <w:t xml:space="preserve"> FI1 OpenSpec + 开发</w:t>
       </w:r>
     </w:p>
     <w:p>
@@ -11896,13 +12339,37 @@
         <w:pStyle w:val="ListBullet"/>
         <w:spacing w:after="60"/>
       </w:pPr>
+      <w:sdt>
+        <w:sdtPr>
+          <w:rPr>
+            <w:rFonts w:ascii="MS Gothic" w:eastAsia="MS Gothic" w:hAnsi="MS Gothic" w:cs="MS Gothic"/>
+            <w:sz w:val="21"/>
+          </w:rPr>
+          <w:id w:val="100000020"/>
+          <w14:checkbox>
+            <w14:checked w14:val="0"/>
+            <w14:checkedState w14:val="2612" w14:font="MS Gothic"/>
+            <w14:uncheckedState w14:val="2610" w14:font="MS Gothic"/>
+          </w14:checkbox>
+        </w:sdtPr>
+        <w:sdtEndPr/>
+        <w:sdtContent>
+          <w:r>
+            <w:rPr>
+              <w:rFonts w:ascii="MS Gothic" w:eastAsia="MS Gothic" w:hAnsi="MS Gothic" w:cs="MS Gothic"/>
+              <w:sz w:val="21"/>
+            </w:rPr>
+            <w:t>☐</w:t>
+          </w:r>
+        </w:sdtContent>
+      </w:sdt>
       <w:r>
         <w:rPr>
           <w:rFonts w:ascii="Microsoft YaHei" w:hAnsi="Microsoft YaHei" w:eastAsia="Microsoft YaHei" w:cs="Microsoft YaHei"/>
           <w:b w:val="0"/>
           <w:sz w:val="21"/>
         </w:rPr>
-        <w:t>[ ] 三部门启动会（财务/销售/运营 AI 对接人确认）</w:t>
+        <w:t xml:space="preserve"> 三部门启动会（财务/销售/运营 AI 对接人确认）</w:t>
       </w:r>
     </w:p>
     <w:p>
@@ -11910,13 +12377,37 @@
         <w:pStyle w:val="ListBullet"/>
         <w:spacing w:after="60"/>
       </w:pPr>
+      <w:sdt>
+        <w:sdtPr>
+          <w:rPr>
+            <w:rFonts w:ascii="MS Gothic" w:eastAsia="MS Gothic" w:hAnsi="MS Gothic" w:cs="MS Gothic"/>
+            <w:sz w:val="21"/>
+          </w:rPr>
+          <w:id w:val="100000021"/>
+          <w14:checkbox>
+            <w14:checked w14:val="0"/>
+            <w14:checkedState w14:val="2612" w14:font="MS Gothic"/>
+            <w14:uncheckedState w14:val="2610" w14:font="MS Gothic"/>
+          </w14:checkbox>
+        </w:sdtPr>
+        <w:sdtEndPr/>
+        <w:sdtContent>
+          <w:r>
+            <w:rPr>
+              <w:rFonts w:ascii="MS Gothic" w:eastAsia="MS Gothic" w:hAnsi="MS Gothic" w:cs="MS Gothic"/>
+              <w:sz w:val="21"/>
+            </w:rPr>
+            <w:t>☐</w:t>
+          </w:r>
+        </w:sdtContent>
+      </w:sdt>
       <w:r>
         <w:rPr>
           <w:rFonts w:ascii="Microsoft YaHei" w:hAnsi="Microsoft YaHei" w:eastAsia="Microsoft YaHei" w:cs="Microsoft YaHei"/>
           <w:b w:val="0"/>
           <w:sz w:val="21"/>
         </w:rPr>
-        <w:t>[ ] U9C MCP Server v0.1 完成只读接口</w:t>
+        <w:t xml:space="preserve"> U9C MCP Server v0.1 完成只读接口</w:t>
       </w:r>
     </w:p>
     <w:p>

--- a/1-转型规划/0-全景路线图/卓品智能AI转型实施计划（最新版）.docx
+++ b/1-转型规划/0-全景路线图/卓品智能AI转型实施计划（最新版）.docx
@@ -2,19 +2,6 @@
 <file path=word/document.xml><?xml version="1.0" encoding="utf-8"?>
 <w:document xmlns:wpc="http://schemas.microsoft.com/office/word/2010/wordprocessingCanvas" xmlns:mo="http://schemas.microsoft.com/office/mac/office/2008/main" xmlns:mc="http://schemas.openxmlformats.org/markup-compatibility/2006" xmlns:mv="urn:schemas-microsoft-com:mac:vml" xmlns:o="urn:schemas-microsoft-com:office:office" xmlns:r="http://schemas.openxmlformats.org/officeDocument/2006/relationships" xmlns:m="http://schemas.openxmlformats.org/officeDocument/2006/math" xmlns:v="urn:schemas-microsoft-com:vml" xmlns:wp14="http://schemas.microsoft.com/office/word/2010/wordprocessingDrawing" xmlns:wp="http://schemas.openxmlformats.org/drawingml/2006/wordprocessingDrawing" xmlns:w10="urn:schemas-microsoft-com:office:word" xmlns:w="http://schemas.openxmlformats.org/wordprocessingml/2006/main" xmlns:w14="http://schemas.microsoft.com/office/word/2010/wordml" xmlns:wpg="http://schemas.microsoft.com/office/word/2010/wordprocessingGroup" xmlns:wpi="http://schemas.microsoft.com/office/word/2010/wordprocessingInk" xmlns:wne="http://schemas.microsoft.com/office/word/2006/wordml" xmlns:wps="http://schemas.microsoft.com/office/word/2010/wordprocessingShape" mc:Ignorable="w14 wp14">
   <w:body>
-    <w:p>
-      <w:pPr>
-        <w:jc w:val="center"/>
-      </w:pPr>
-      <w:r>
-        <w:rPr>
-          <w:rFonts w:ascii="Microsoft YaHei" w:hAnsi="Microsoft YaHei" w:eastAsia="Microsoft YaHei" w:cs="Microsoft YaHei"/>
-          <w:b/>
-          <w:sz w:val="24"/>
-        </w:rPr>
-        <w:t>卓品智能科技</w:t>
-      </w:r>
-    </w:p>
     <w:p>
       <w:pPr>
         <w:jc w:val="center"/>
@@ -338,6 +325,9 @@
         <w:gridCol w:w="1872"/>
       </w:tblGrid>
       <w:tr>
+        <w:trPr>
+          <w:tblHeader w:val="true"/>
+        </w:trPr>
         <w:tc>
           <w:tcPr>
             <w:tcW w:type="dxa" w:w="1872"/>
@@ -1514,6 +1504,9 @@
         <w:gridCol w:w="1872"/>
       </w:tblGrid>
       <w:tr>
+        <w:trPr>
+          <w:tblHeader w:val="true"/>
+        </w:trPr>
         <w:tc>
           <w:tcPr>
             <w:tcW w:type="dxa" w:w="1872"/>
@@ -3083,6 +3076,9 @@
         <w:gridCol w:w="1872"/>
       </w:tblGrid>
       <w:tr>
+        <w:trPr>
+          <w:tblHeader w:val="true"/>
+        </w:trPr>
         <w:tc>
           <w:tcPr>
             <w:tcW w:type="dxa" w:w="1872"/>
@@ -4170,6 +4166,9 @@
         <w:gridCol w:w="1872"/>
       </w:tblGrid>
       <w:tr>
+        <w:trPr>
+          <w:tblHeader w:val="true"/>
+        </w:trPr>
         <w:tc>
           <w:tcPr>
             <w:tcW w:type="dxa" w:w="1872"/>
@@ -4504,6 +4503,30 @@
                 <w:sz w:val="18"/>
               </w:rPr>
               <w:t>等级 L2 本身不变</w:t>
+            </w:r>
+            <w:r>
+              <w:rPr>
+                <w:rFonts w:ascii="Microsoft YaHei" w:hAnsi="Microsoft YaHei" w:eastAsia="Microsoft YaHei" w:cs="Microsoft YaHei"/>
+                <w:b w:val="0"/>
+                <w:sz w:val="18"/>
+              </w:rPr>
+              <w:t xml:space="preserve">；✅ </w:t>
+            </w:r>
+            <w:r>
+              <w:rPr>
+                <w:rFonts w:ascii="Microsoft YaHei" w:hAnsi="Microsoft YaHei" w:eastAsia="Microsoft YaHei" w:cs="Microsoft YaHei"/>
+                <w:b/>
+                <w:sz w:val="18"/>
+              </w:rPr>
+              <w:t>2026-10-04消费核验</w:t>
+            </w:r>
+            <w:r>
+              <w:rPr>
+                <w:rFonts w:ascii="Microsoft YaHei" w:hAnsi="Microsoft YaHei" w:eastAsia="Microsoft YaHei" w:cs="Microsoft YaHei"/>
+                <w:b w:val="0"/>
+                <w:sz w:val="18"/>
+              </w:rPr>
+              <w:t>：陈忱已于2026-08-25签认、08-26落档，现时措辞为「L2（AI 评审并输出评分报告，质量工程师最终确认）」；本格待回语句为v8历史，不构成现时前置</w:t>
             </w:r>
           </w:p>
         </w:tc>
@@ -4952,6 +4975,9 @@
         <w:gridCol w:w="2340"/>
       </w:tblGrid>
       <w:tr>
+        <w:trPr>
+          <w:tblHeader w:val="true"/>
+        </w:trPr>
         <w:tc>
           <w:tcPr>
             <w:tcW w:type="dxa" w:w="2340"/>
@@ -5779,6 +5805,9 @@
         <w:gridCol w:w="1872"/>
       </w:tblGrid>
       <w:tr>
+        <w:trPr>
+          <w:tblHeader w:val="true"/>
+        </w:trPr>
         <w:tc>
           <w:tcPr>
             <w:tcW w:type="dxa" w:w="1872"/>
@@ -8486,6 +8515,9 @@
         <w:gridCol w:w="3120"/>
       </w:tblGrid>
       <w:tr>
+        <w:trPr>
+          <w:tblHeader w:val="true"/>
+        </w:trPr>
         <w:tc>
           <w:tcPr>
             <w:tcW w:type="dxa" w:w="3120"/>
@@ -9893,6 +9925,9 @@
         <w:gridCol w:w="2340"/>
       </w:tblGrid>
       <w:tr>
+        <w:trPr>
+          <w:tblHeader w:val="true"/>
+        </w:trPr>
         <w:tc>
           <w:tcPr>
             <w:tcW w:type="dxa" w:w="2340"/>
@@ -11324,7 +11359,7 @@
           <w:id w:val="100000001"/>
           <w14:checkbox>
             <w14:checked w14:val="0"/>
-            <w14:checkedState w14:val="2612" w14:font="MS Gothic"/>
+            <w14:checkedState w14:val="2611" w14:font="MS Gothic"/>
             <w14:uncheckedState w14:val="2610" w14:font="MS Gothic"/>
           </w14:checkbox>
         </w:sdtPr>
@@ -11362,7 +11397,7 @@
           <w:id w:val="100000002"/>
           <w14:checkbox>
             <w14:checked w14:val="0"/>
-            <w14:checkedState w14:val="2612" w14:font="MS Gothic"/>
+            <w14:checkedState w14:val="2611" w14:font="MS Gothic"/>
             <w14:uncheckedState w14:val="2610" w14:font="MS Gothic"/>
           </w14:checkbox>
         </w:sdtPr>
@@ -11400,7 +11435,7 @@
           <w:id w:val="100000003"/>
           <w14:checkbox>
             <w14:checked w14:val="0"/>
-            <w14:checkedState w14:val="2612" w14:font="MS Gothic"/>
+            <w14:checkedState w14:val="2611" w14:font="MS Gothic"/>
             <w14:uncheckedState w14:val="2610" w14:font="MS Gothic"/>
           </w14:checkbox>
         </w:sdtPr>
@@ -11470,7 +11505,7 @@
           <w:id w:val="100000004"/>
           <w14:checkbox>
             <w14:checked w14:val="0"/>
-            <w14:checkedState w14:val="2612" w14:font="MS Gothic"/>
+            <w14:checkedState w14:val="2611" w14:font="MS Gothic"/>
             <w14:uncheckedState w14:val="2610" w14:font="MS Gothic"/>
           </w14:checkbox>
         </w:sdtPr>
@@ -11524,7 +11559,7 @@
           <w:id w:val="100000005"/>
           <w14:checkbox>
             <w14:checked w14:val="0"/>
-            <w14:checkedState w14:val="2612" w14:font="MS Gothic"/>
+            <w14:checkedState w14:val="2611" w14:font="MS Gothic"/>
             <w14:uncheckedState w14:val="2610" w14:font="MS Gothic"/>
           </w14:checkbox>
         </w:sdtPr>
@@ -11577,7 +11612,7 @@
           <w:id w:val="100000006"/>
           <w14:checkbox>
             <w14:checked w14:val="1"/>
-            <w14:checkedState w14:val="2612" w14:font="MS Gothic"/>
+            <w14:checkedState w14:val="2611" w14:font="MS Gothic"/>
             <w14:uncheckedState w14:val="2610" w14:font="MS Gothic"/>
           </w14:checkbox>
         </w:sdtPr>
@@ -11588,7 +11623,7 @@
               <w:rFonts w:ascii="MS Gothic" w:eastAsia="MS Gothic" w:hAnsi="MS Gothic" w:cs="MS Gothic"/>
               <w:sz w:val="21"/>
             </w:rPr>
-            <w:t>☒</w:t>
+            <w:t>☑</w:t>
           </w:r>
         </w:sdtContent>
       </w:sdt>
@@ -11631,7 +11666,7 @@
           <w:id w:val="100000007"/>
           <w14:checkbox>
             <w14:checked w14:val="1"/>
-            <w14:checkedState w14:val="2612" w14:font="MS Gothic"/>
+            <w14:checkedState w14:val="2611" w14:font="MS Gothic"/>
             <w14:uncheckedState w14:val="2610" w14:font="MS Gothic"/>
           </w14:checkbox>
         </w:sdtPr>
@@ -11642,7 +11677,7 @@
               <w:rFonts w:ascii="MS Gothic" w:eastAsia="MS Gothic" w:hAnsi="MS Gothic" w:cs="MS Gothic"/>
               <w:sz w:val="21"/>
             </w:rPr>
-            <w:t>☒</w:t>
+            <w:t>☑</w:t>
           </w:r>
         </w:sdtContent>
       </w:sdt>
@@ -11669,7 +11704,7 @@
           <w:id w:val="100000008"/>
           <w14:checkbox>
             <w14:checked w14:val="0"/>
-            <w14:checkedState w14:val="2612" w14:font="MS Gothic"/>
+            <w14:checkedState w14:val="2611" w14:font="MS Gothic"/>
             <w14:uncheckedState w14:val="2610" w14:font="MS Gothic"/>
           </w14:checkbox>
         </w:sdtPr>
@@ -11707,7 +11742,7 @@
           <w:id w:val="100000009"/>
           <w14:checkbox>
             <w14:checked w14:val="0"/>
-            <w14:checkedState w14:val="2612" w14:font="MS Gothic"/>
+            <w14:checkedState w14:val="2611" w14:font="MS Gothic"/>
             <w14:uncheckedState w14:val="2610" w14:font="MS Gothic"/>
           </w14:checkbox>
         </w:sdtPr>
@@ -11745,7 +11780,7 @@
           <w:id w:val="100000010"/>
           <w14:checkbox>
             <w14:checked w14:val="0"/>
-            <w14:checkedState w14:val="2612" w14:font="MS Gothic"/>
+            <w14:checkedState w14:val="2611" w14:font="MS Gothic"/>
             <w14:uncheckedState w14:val="2610" w14:font="MS Gothic"/>
           </w14:checkbox>
         </w:sdtPr>
@@ -11799,7 +11834,7 @@
           <w:id w:val="100000011"/>
           <w14:checkbox>
             <w14:checked w14:val="0"/>
-            <w14:checkedState w14:val="2612" w14:font="MS Gothic"/>
+            <w14:checkedState w14:val="2611" w14:font="MS Gothic"/>
             <w14:uncheckedState w14:val="2610" w14:font="MS Gothic"/>
           </w14:checkbox>
         </w:sdtPr>
@@ -11853,7 +11888,7 @@
           <w:id w:val="100000012"/>
           <w14:checkbox>
             <w14:checked w14:val="0"/>
-            <w14:checkedState w14:val="2612" w14:font="MS Gothic"/>
+            <w14:checkedState w14:val="2611" w14:font="MS Gothic"/>
             <w14:uncheckedState w14:val="2610" w14:font="MS Gothic"/>
           </w14:checkbox>
         </w:sdtPr>
@@ -11907,7 +11942,7 @@
           <w:id w:val="100000013"/>
           <w14:checkbox>
             <w14:checked w14:val="0"/>
-            <w14:checkedState w14:val="2612" w14:font="MS Gothic"/>
+            <w14:checkedState w14:val="2611" w14:font="MS Gothic"/>
             <w14:uncheckedState w14:val="2610" w14:font="MS Gothic"/>
           </w14:checkbox>
         </w:sdtPr>
@@ -11945,7 +11980,7 @@
           <w:id w:val="100000014"/>
           <w14:checkbox>
             <w14:checked w14:val="0"/>
-            <w14:checkedState w14:val="2612" w14:font="MS Gothic"/>
+            <w14:checkedState w14:val="2611" w14:font="MS Gothic"/>
             <w14:uncheckedState w14:val="2610" w14:font="MS Gothic"/>
           </w14:checkbox>
         </w:sdtPr>
@@ -11999,7 +12034,7 @@
           <w:id w:val="100000015"/>
           <w14:checkbox>
             <w14:checked w14:val="1"/>
-            <w14:checkedState w14:val="2612" w14:font="MS Gothic"/>
+            <w14:checkedState w14:val="2611" w14:font="MS Gothic"/>
             <w14:uncheckedState w14:val="2610" w14:font="MS Gothic"/>
           </w14:checkbox>
         </w:sdtPr>
@@ -12010,7 +12045,7 @@
               <w:rFonts w:ascii="MS Gothic" w:eastAsia="MS Gothic" w:hAnsi="MS Gothic" w:cs="MS Gothic"/>
               <w:sz w:val="21"/>
             </w:rPr>
-            <w:t>☒</w:t>
+            <w:t>☑</w:t>
           </w:r>
         </w:sdtContent>
       </w:sdt>
@@ -12149,7 +12184,7 @@
           <w:id w:val="100000016"/>
           <w14:checkbox>
             <w14:checked w14:val="0"/>
-            <w14:checkedState w14:val="2612" w14:font="MS Gothic"/>
+            <w14:checkedState w14:val="2611" w14:font="MS Gothic"/>
             <w14:uncheckedState w14:val="2610" w14:font="MS Gothic"/>
           </w14:checkbox>
         </w:sdtPr>
@@ -12203,7 +12238,7 @@
           <w:id w:val="100000017"/>
           <w14:checkbox>
             <w14:checked w14:val="0"/>
-            <w14:checkedState w14:val="2612" w14:font="MS Gothic"/>
+            <w14:checkedState w14:val="2611" w14:font="MS Gothic"/>
             <w14:uncheckedState w14:val="2610" w14:font="MS Gothic"/>
           </w14:checkbox>
         </w:sdtPr>
@@ -12272,7 +12307,7 @@
           <w:id w:val="100000018"/>
           <w14:checkbox>
             <w14:checked w14:val="0"/>
-            <w14:checkedState w14:val="2612" w14:font="MS Gothic"/>
+            <w14:checkedState w14:val="2611" w14:font="MS Gothic"/>
             <w14:uncheckedState w14:val="2610" w14:font="MS Gothic"/>
           </w14:checkbox>
         </w:sdtPr>
@@ -12310,7 +12345,7 @@
           <w:id w:val="100000019"/>
           <w14:checkbox>
             <w14:checked w14:val="0"/>
-            <w14:checkedState w14:val="2612" w14:font="MS Gothic"/>
+            <w14:checkedState w14:val="2611" w14:font="MS Gothic"/>
             <w14:uncheckedState w14:val="2610" w14:font="MS Gothic"/>
           </w14:checkbox>
         </w:sdtPr>
@@ -12348,7 +12383,7 @@
           <w:id w:val="100000020"/>
           <w14:checkbox>
             <w14:checked w14:val="0"/>
-            <w14:checkedState w14:val="2612" w14:font="MS Gothic"/>
+            <w14:checkedState w14:val="2611" w14:font="MS Gothic"/>
             <w14:uncheckedState w14:val="2610" w14:font="MS Gothic"/>
           </w14:checkbox>
         </w:sdtPr>
@@ -12386,7 +12421,7 @@
           <w:id w:val="100000021"/>
           <w14:checkbox>
             <w14:checked w14:val="0"/>
-            <w14:checkedState w14:val="2612" w14:font="MS Gothic"/>
+            <w14:checkedState w14:val="2611" w14:font="MS Gothic"/>
             <w14:uncheckedState w14:val="2610" w14:font="MS Gothic"/>
           </w14:checkbox>
         </w:sdtPr>
@@ -13249,6 +13284,9 @@
         <w:gridCol w:w="2340"/>
       </w:tblGrid>
       <w:tr>
+        <w:trPr>
+          <w:tblHeader w:val="true"/>
+        </w:trPr>
         <w:tc>
           <w:tcPr>
             <w:tcW w:type="dxa" w:w="2340"/>
@@ -14279,6 +14317,9 @@
         <w:gridCol w:w="1872"/>
       </w:tblGrid>
       <w:tr>
+        <w:trPr>
+          <w:tblHeader w:val="true"/>
+        </w:trPr>
         <w:tc>
           <w:tcPr>
             <w:tcW w:type="dxa" w:w="1872"/>
@@ -17283,6 +17324,9 @@
         <w:gridCol w:w="1872"/>
       </w:tblGrid>
       <w:tr>
+        <w:trPr>
+          <w:tblHeader w:val="true"/>
+        </w:trPr>
         <w:tc>
           <w:tcPr>
             <w:tcW w:type="dxa" w:w="1872"/>
@@ -18814,6 +18858,33 @@
           <w:sz w:val="20"/>
         </w:rPr>
         <w:t>：「C 级以下退回」须走 L2 人工确认，AI 只出建议、退回决定由质量工程师签发。详见《全景规划》§0.2 2026-08-22 行。</w:t>
+      </w:r>
+      <w:r>
+        <w:br/>
+      </w:r>
+      <w:r>
+        <w:rPr>
+          <w:rFonts w:ascii="Microsoft YaHei" w:hAnsi="Microsoft YaHei" w:eastAsia="Microsoft YaHei" w:cs="Microsoft YaHei"/>
+          <w:b w:val="0"/>
+          <w:sz w:val="20"/>
+        </w:rPr>
+        <w:t xml:space="preserve">✅ </w:t>
+      </w:r>
+      <w:r>
+        <w:rPr>
+          <w:rFonts w:ascii="Microsoft YaHei" w:hAnsi="Microsoft YaHei" w:eastAsia="Microsoft YaHei" w:cs="Microsoft YaHei"/>
+          <w:b/>
+          <w:sz w:val="20"/>
+        </w:rPr>
+        <w:t>2026-10-04消费补记（#408）</w:t>
+      </w:r>
+      <w:r>
+        <w:rPr>
+          <w:rFonts w:ascii="Microsoft YaHei" w:hAnsi="Microsoft YaHei" w:eastAsia="Microsoft YaHei" w:cs="Microsoft YaHei"/>
+          <w:b w:val="0"/>
+          <w:sz w:val="20"/>
+        </w:rPr>
+        <w:t>：上述④中的Q2自动化等级待回已由陈忱2026-08-25回件签认、08-26落档，措辞同本文件§一Q2行；该待回提醒为v8历史，不构成现时前置。</w:t>
       </w:r>
       <w:r>
         <w:br/>

--- a/1-转型规划/0-全景路线图/卓品智能AI转型实施计划（最新版）.docx
+++ b/1-转型规划/0-全景路线图/卓品智能AI转型实施计划（最新版）.docx
@@ -2,6 +2,19 @@
 <file path=word/document.xml><?xml version="1.0" encoding="utf-8"?>
 <w:document xmlns:wpc="http://schemas.microsoft.com/office/word/2010/wordprocessingCanvas" xmlns:mo="http://schemas.microsoft.com/office/mac/office/2008/main" xmlns:mc="http://schemas.openxmlformats.org/markup-compatibility/2006" xmlns:mv="urn:schemas-microsoft-com:mac:vml" xmlns:o="urn:schemas-microsoft-com:office:office" xmlns:r="http://schemas.openxmlformats.org/officeDocument/2006/relationships" xmlns:m="http://schemas.openxmlformats.org/officeDocument/2006/math" xmlns:v="urn:schemas-microsoft-com:vml" xmlns:wp14="http://schemas.microsoft.com/office/word/2010/wordprocessingDrawing" xmlns:wp="http://schemas.openxmlformats.org/drawingml/2006/wordprocessingDrawing" xmlns:w10="urn:schemas-microsoft-com:office:word" xmlns:w="http://schemas.openxmlformats.org/wordprocessingml/2006/main" xmlns:w14="http://schemas.microsoft.com/office/word/2010/wordml" xmlns:wpg="http://schemas.microsoft.com/office/word/2010/wordprocessingGroup" xmlns:wpi="http://schemas.microsoft.com/office/word/2010/wordprocessingInk" xmlns:wne="http://schemas.microsoft.com/office/word/2006/wordml" xmlns:wps="http://schemas.microsoft.com/office/word/2010/wordprocessingShape" mc:Ignorable="w14 wp14">
   <w:body>
+    <w:p>
+      <w:pPr>
+        <w:jc w:val="center"/>
+      </w:pPr>
+      <w:r>
+        <w:rPr>
+          <w:rFonts w:ascii="Microsoft YaHei" w:hAnsi="Microsoft YaHei" w:eastAsia="Microsoft YaHei" w:cs="Microsoft YaHei"/>
+          <w:b/>
+          <w:sz w:val="24"/>
+        </w:rPr>
+        <w:t>卓品智能科技</w:t>
+      </w:r>
+    </w:p>
     <w:p>
       <w:pPr>
         <w:jc w:val="center"/>
@@ -50,6 +63,40 @@
           <w:b w:val="0"/>
           <w:sz w:val="20"/>
         </w:rPr>
+        <w:t>当前执行现况：</w:t>
+      </w:r>
+      <w:r>
+        <w:rPr>
+          <w:rFonts w:ascii="Microsoft YaHei" w:hAnsi="Microsoft YaHei" w:eastAsia="Microsoft YaHei" w:cs="Microsoft YaHei"/>
+          <w:b/>
+          <w:sz w:val="20"/>
+        </w:rPr>
+        <w:t>2026-10-10</w:t>
+      </w:r>
+      <w:r>
+        <w:rPr>
+          <w:rFonts w:ascii="Microsoft YaHei" w:hAnsi="Microsoft YaHei" w:eastAsia="Microsoft YaHei" w:cs="Microsoft YaHei"/>
+          <w:b w:val="0"/>
+          <w:sz w:val="20"/>
+        </w:rPr>
+        <w:t>，依据本会话官方队列和具体任务证据更新；战略月份仍按全景规划§加速启动总览。下方版本沿革保留。</w:t>
+      </w:r>
+    </w:p>
+    <w:p>
+      <w:pPr>
+        <w:pBdr>
+          <w:left w:val="single" w:sz="18" w:space="8" w:color="1F4E79"/>
+        </w:pBdr>
+        <w:shd w:val="clear" w:color="auto" w:fill="EAF1FB"/>
+        <w:spacing w:before="80" w:after="160"/>
+        <w:ind w:left="160"/>
+      </w:pPr>
+      <w:r>
+        <w:rPr>
+          <w:rFonts w:ascii="Microsoft YaHei" w:hAnsi="Microsoft YaHei" w:eastAsia="Microsoft YaHei" w:cs="Microsoft YaHei"/>
+          <w:b w:val="0"/>
+          <w:sz w:val="20"/>
+        </w:rPr>
         <w:t>版本：</w:t>
       </w:r>
       <w:r>
@@ -211,6 +258,32 @@
           <w:sz w:val="28"/>
         </w:rPr>
         <w:t>一、六部门场景总清单（35个）</w:t>
+      </w:r>
+    </w:p>
+    <w:p>
+      <w:pPr>
+        <w:spacing w:after="100"/>
+      </w:pPr>
+      <w:r>
+        <w:rPr>
+          <w:rFonts w:ascii="Microsoft YaHei" w:hAnsi="Microsoft YaHei" w:eastAsia="Microsoft YaHei" w:cs="Microsoft YaHei"/>
+          <w:b w:val="0"/>
+          <w:sz w:val="21"/>
+        </w:rPr>
+        <w:t>当前实现顺序与人侧阻塞见 全景实现路线图-2026-10-10.md；权威总纲对应§5.0。优先推进：①Q2门户reduced-motion运行时覆盖及正式收口；②SC2 BizType316具体design/tasks与实施验收计划供审；③SC4/SC10/SC11完整intent确认后补实际design；④O4首期范围grill；⑤Q4跟踪10月16日样本并核版本；⑥SC8/Q2专业与真实验收。相互独立且已过闸的片段并行，业务源码沿各自批准Native。</w:t>
+      </w:r>
+    </w:p>
+    <w:p>
+      <w:pPr>
+        <w:spacing w:after="100"/>
+      </w:pPr>
+      <w:r>
+        <w:rPr>
+          <w:rFonts w:ascii="Microsoft YaHei" w:hAnsi="Microsoft YaHei" w:eastAsia="Microsoft YaHei" w:cs="Microsoft YaHei"/>
+          <w:b w:val="0"/>
+          <w:sz w:val="21"/>
+        </w:rPr>
+        <w:t>active会话按“查候选与重叠 → 复用已批准PRD/design/tasks → 准备缺失供审件 → 启动已过闸泳道 → 核交付 → 继续下一项”循环执行。人侧阻塞细分为范围/设计审、专业口径/签认、Owner/backup和回件；本会话自查可查事实。当前采购与质量跟进闸分别锁在采购部#25、质量部#16，新事项先登记下一封要点。O3按本人本次“如果不是阻塞可以不停”核现时阻塞，继续无阻塞的已批准片段；财务/销售/研发原停点及逐项发布授权沿原载体。</w:t>
       </w:r>
     </w:p>
     <w:p>
@@ -325,9 +398,6 @@
         <w:gridCol w:w="1872"/>
       </w:tblGrid>
       <w:tr>
-        <w:trPr>
-          <w:tblHeader w:val="true"/>
-        </w:trPr>
         <w:tc>
           <w:tcPr>
             <w:tcW w:type="dxa" w:w="1872"/>
@@ -581,7 +651,7 @@
                 <w:b w:val="0"/>
                 <w:sz w:val="18"/>
               </w:rPr>
-              <w:t>✅ 已上线·档2；U9C 通道打通后一线全员使用闸门已开</w:t>
+              <w:t>已有工程；2026-07记已上线·档2；当前生产/真实源/一线使用未复核</w:t>
             </w:r>
           </w:p>
         </w:tc>
@@ -708,7 +778,7 @@
                 <w:b w:val="0"/>
                 <w:sz w:val="18"/>
               </w:rPr>
-              <w:t>待开发（U9C 已通读实时源，CSV 备份）</w:t>
+              <w:t>周报/明细及UI已有；#538 partial；新收货BizType316已定，具体实现另审</w:t>
             </w:r>
           </w:p>
         </w:tc>
@@ -790,7 +860,7 @@
                 <w:b w:val="0"/>
                 <w:sz w:val="18"/>
               </w:rPr>
-              <w:t>〔v9 2026-09-17 EE-6〕</w:t>
+              <w:t>〔v9 2026-09-17 EE-6；D档月份不构成承诺〕</w:t>
             </w:r>
           </w:p>
         </w:tc>
@@ -838,7 +908,7 @@
                 <w:b w:val="0"/>
                 <w:sz w:val="18"/>
               </w:rPr>
-              <w:t>待开发（前置=标准条款库；🔴 原「9 月底」已随顺延重推，见前置总表 §一 SC4 行与 §四 待定项 8）</w:t>
+              <w:t>骨架/意图已有；intent待确认、design待补；条款库/专业判据/Owner为前置</w:t>
             </w:r>
           </w:p>
         </w:tc>
@@ -1188,7 +1258,7 @@
                 <w:b w:val="0"/>
                 <w:sz w:val="18"/>
               </w:rPr>
-              <w:t>2027-03</w:t>
+              <w:t>2027-03〔D档月份不构成承诺〕</w:t>
             </w:r>
           </w:p>
         </w:tc>
@@ -1238,7 +1308,7 @@
                 <w:b w:val="0"/>
                 <w:sz w:val="18"/>
               </w:rPr>
-              <w:t>待开发</w:t>
+              <w:t>骨架/意图/proposal/tasks准备已有；完整intent确认后补实际design，专业数据与Owner缺口分别处理</w:t>
             </w:r>
           </w:p>
         </w:tc>
@@ -1328,7 +1398,7 @@
                 <w:b w:val="0"/>
                 <w:sz w:val="18"/>
               </w:rPr>
-              <w:t>2027-04</w:t>
+              <w:t>2027-04〔D档月份不构成承诺〕</w:t>
             </w:r>
           </w:p>
         </w:tc>
@@ -1376,7 +1446,7 @@
                 <w:b w:val="0"/>
                 <w:sz w:val="18"/>
               </w:rPr>
-              <w:t>待开发；采购收官场景</w:t>
+              <w:t>骨架/意图/proposal/tasks准备已有；完整intent确认后补实际design，生产计划/三委外仓/调拨口径仍是前置；采购收官场景</w:t>
             </w:r>
           </w:p>
         </w:tc>
@@ -1504,9 +1574,6 @@
         <w:gridCol w:w="1872"/>
       </w:tblGrid>
       <w:tr>
-        <w:trPr>
-          <w:tblHeader w:val="true"/>
-        </w:trPr>
         <w:tc>
           <w:tcPr>
             <w:tcW w:type="dxa" w:w="1872"/>
@@ -3076,9 +3143,6 @@
         <w:gridCol w:w="1872"/>
       </w:tblGrid>
       <w:tr>
-        <w:trPr>
-          <w:tblHeader w:val="true"/>
-        </w:trPr>
         <w:tc>
           <w:tcPr>
             <w:tcW w:type="dxa" w:w="1872"/>
@@ -4166,9 +4230,6 @@
         <w:gridCol w:w="1872"/>
       </w:tblGrid>
       <w:tr>
-        <w:trPr>
-          <w:tblHeader w:val="true"/>
-        </w:trPr>
         <w:tc>
           <w:tcPr>
             <w:tcW w:type="dxa" w:w="1872"/>
@@ -4975,9 +5036,6 @@
         <w:gridCol w:w="2340"/>
       </w:tblGrid>
       <w:tr>
-        <w:trPr>
-          <w:tblHeader w:val="true"/>
-        </w:trPr>
         <w:tc>
           <w:tcPr>
             <w:tcW w:type="dxa" w:w="2340"/>
@@ -5805,9 +5863,6 @@
         <w:gridCol w:w="1872"/>
       </w:tblGrid>
       <w:tr>
-        <w:trPr>
-          <w:tblHeader w:val="true"/>
-        </w:trPr>
         <w:tc>
           <w:tcPr>
             <w:tcW w:type="dxa" w:w="1872"/>
@@ -8515,9 +8570,6 @@
         <w:gridCol w:w="3120"/>
       </w:tblGrid>
       <w:tr>
-        <w:trPr>
-          <w:tblHeader w:val="true"/>
-        </w:trPr>
         <w:tc>
           <w:tcPr>
             <w:tcW w:type="dxa" w:w="3120"/>
@@ -9925,9 +9977,6 @@
         <w:gridCol w:w="2340"/>
       </w:tblGrid>
       <w:tr>
-        <w:trPr>
-          <w:tblHeader w:val="true"/>
-        </w:trPr>
         <w:tc>
           <w:tcPr>
             <w:tcW w:type="dxa" w:w="2340"/>
@@ -13284,9 +13333,6 @@
         <w:gridCol w:w="2340"/>
       </w:tblGrid>
       <w:tr>
-        <w:trPr>
-          <w:tblHeader w:val="true"/>
-        </w:trPr>
         <w:tc>
           <w:tcPr>
             <w:tcW w:type="dxa" w:w="2340"/>
@@ -14317,9 +14363,6 @@
         <w:gridCol w:w="1872"/>
       </w:tblGrid>
       <w:tr>
-        <w:trPr>
-          <w:tblHeader w:val="true"/>
-        </w:trPr>
         <w:tc>
           <w:tcPr>
             <w:tcW w:type="dxa" w:w="1872"/>
@@ -17324,9 +17367,6 @@
         <w:gridCol w:w="1872"/>
       </w:tblGrid>
       <w:tr>
-        <w:trPr>
-          <w:tblHeader w:val="true"/>
-        </w:trPr>
         <w:tc>
           <w:tcPr>
             <w:tcW w:type="dxa" w:w="1872"/>
